--- a/docs/[QuickProtocol]协议说明.docx
+++ b/docs/[QuickProtocol]协议说明.docx
@@ -1,6 +1,6 @@
 
 <file path=word/document.xml><?xml version="1.0" encoding="utf-8"?>
-<w:document xmlns:wpc="http://schemas.microsoft.com/office/word/2010/wordprocessingCanvas" xmlns:mc="http://schemas.openxmlformats.org/markup-compatibility/2006" xmlns:o="urn:schemas-microsoft-com:office:office" xmlns:r="http://schemas.openxmlformats.org/officeDocument/2006/relationships" xmlns:m="http://schemas.openxmlformats.org/officeDocument/2006/math" xmlns:v="urn:schemas-microsoft-com:vml" xmlns:wp14="http://schemas.microsoft.com/office/word/2010/wordprocessingDrawing" xmlns:wp="http://schemas.openxmlformats.org/drawingml/2006/wordprocessingDrawing" xmlns:w="http://schemas.openxmlformats.org/wordprocessingml/2006/main" xmlns:w14="http://schemas.microsoft.com/office/word/2010/wordml" xmlns:w10="urn:schemas-microsoft-com:office:word" xmlns:w15="http://schemas.microsoft.com/office/word/2012/wordml" xmlns:wpg="http://schemas.microsoft.com/office/word/2010/wordprocessingGroup" xmlns:wpi="http://schemas.microsoft.com/office/word/2010/wordprocessingInk" xmlns:wne="http://schemas.microsoft.com/office/word/2006/wordml" xmlns:wps="http://schemas.microsoft.com/office/word/2010/wordprocessingShape" xmlns:wpsCustomData="http://www.wps.cn/officeDocument/2013/wpsCustomData" mc:Ignorable="w14 w15 wp14">
+<w:document xmlns:wpc="http://schemas.microsoft.com/office/word/2010/wordprocessingCanvas" xmlns:cx="http://schemas.microsoft.com/office/drawing/2014/chartex" xmlns:cx1="http://schemas.microsoft.com/office/drawing/2015/9/8/chartex" xmlns:cx2="http://schemas.microsoft.com/office/drawing/2015/10/21/chartex" xmlns:cx3="http://schemas.microsoft.com/office/drawing/2016/5/9/chartex" xmlns:cx4="http://schemas.microsoft.com/office/drawing/2016/5/10/chartex" xmlns:cx5="http://schemas.microsoft.com/office/drawing/2016/5/11/chartex" xmlns:cx6="http://schemas.microsoft.com/office/drawing/2016/5/12/chartex" xmlns:cx7="http://schemas.microsoft.com/office/drawing/2016/5/13/chartex" xmlns:cx8="http://schemas.microsoft.com/office/drawing/2016/5/14/chartex" xmlns:mc="http://schemas.openxmlformats.org/markup-compatibility/2006" xmlns:o="urn:schemas-microsoft-com:office:office" xmlns:r="http://schemas.openxmlformats.org/officeDocument/2006/relationships" xmlns:m="http://schemas.openxmlformats.org/officeDocument/2006/math" xmlns:v="urn:schemas-microsoft-com:vml" xmlns:wp14="http://schemas.microsoft.com/office/word/2010/wordprocessingDrawing" xmlns:wp="http://schemas.openxmlformats.org/drawingml/2006/wordprocessingDrawing" xmlns:w="http://schemas.openxmlformats.org/wordprocessingml/2006/main" xmlns:w14="http://schemas.microsoft.com/office/word/2010/wordml" xmlns:w10="urn:schemas-microsoft-com:office:word" xmlns:w15="http://schemas.microsoft.com/office/word/2012/wordml" xmlns:wpg="http://schemas.microsoft.com/office/word/2010/wordprocessingGroup" xmlns:wpi="http://schemas.microsoft.com/office/word/2010/wordprocessingInk" xmlns:wne="http://schemas.microsoft.com/office/word/2006/wordml" xmlns:wps="http://schemas.microsoft.com/office/word/2010/wordprocessingShape" xmlns:wpsCustomData="http://www.wps.cn/officeDocument/2013/wpsCustomData" mc:Ignorable="w14 w15 wp14">
   <w:body>
     <w:p>
       <w:pPr>
@@ -721,7 +721,7 @@
                                 <w:szCs w:val="36"/>
                                 <w:lang w:val="en-US" w:eastAsia="zh-CN"/>
                               </w:rPr>
-                              <w:t>2021-12-11</w:t>
+                              <w:t>2026-8-26</w:t>
                             </w:r>
                           </w:p>
                         </w:txbxContent>
@@ -767,7 +767,7 @@
                           <w:szCs w:val="36"/>
                           <w:lang w:val="en-US" w:eastAsia="zh-CN"/>
                         </w:rPr>
-                        <w:t>2021-12-11</w:t>
+                        <w:t>2026-8-26</w:t>
                       </w:r>
                     </w:p>
                   </w:txbxContent>
@@ -1220,8 +1220,6 @@
               <w:szCs w:val="30"/>
             </w:rPr>
           </w:pPr>
-          <w:bookmarkStart w:id="32" w:name="_GoBack"/>
-          <w:bookmarkEnd w:id="32"/>
           <w:r>
             <w:rPr>
               <w:rFonts w:ascii="宋体" w:hAnsi="宋体" w:eastAsia="宋体"/>
@@ -1253,7 +1251,7 @@
             <w:fldChar w:fldCharType="begin"/>
           </w:r>
           <w:r>
-            <w:instrText xml:space="preserve"> HYPERLINK \l _Toc24856 </w:instrText>
+            <w:instrText xml:space="preserve"> HYPERLINK \l _Toc31739 </w:instrText>
           </w:r>
           <w:r>
             <w:fldChar w:fldCharType="separate"/>
@@ -1272,7 +1270,7 @@
             <w:fldChar w:fldCharType="begin"/>
           </w:r>
           <w:r>
-            <w:instrText xml:space="preserve"> PAGEREF _Toc24856 \h </w:instrText>
+            <w:instrText xml:space="preserve"> PAGEREF _Toc31739 \h </w:instrText>
           </w:r>
           <w:r>
             <w:fldChar w:fldCharType="separate"/>
@@ -1298,7 +1296,7 @@
             <w:fldChar w:fldCharType="begin"/>
           </w:r>
           <w:r>
-            <w:instrText xml:space="preserve"> HYPERLINK \l _Toc13827 </w:instrText>
+            <w:instrText xml:space="preserve"> HYPERLINK \l _Toc6626 </w:instrText>
           </w:r>
           <w:r>
             <w:fldChar w:fldCharType="separate"/>
@@ -1324,7 +1322,7 @@
             <w:fldChar w:fldCharType="begin"/>
           </w:r>
           <w:r>
-            <w:instrText xml:space="preserve"> PAGEREF _Toc13827 \h </w:instrText>
+            <w:instrText xml:space="preserve"> PAGEREF _Toc6626 \h </w:instrText>
           </w:r>
           <w:r>
             <w:fldChar w:fldCharType="separate"/>
@@ -1350,7 +1348,7 @@
             <w:fldChar w:fldCharType="begin"/>
           </w:r>
           <w:r>
-            <w:instrText xml:space="preserve"> HYPERLINK \l _Toc31772 </w:instrText>
+            <w:instrText xml:space="preserve"> HYPERLINK \l _Toc16510 </w:instrText>
           </w:r>
           <w:r>
             <w:fldChar w:fldCharType="separate"/>
@@ -1369,6 +1367,8 @@
             </w:rPr>
             <w:t>结构图</w:t>
           </w:r>
+          <w:bookmarkStart w:id="31" w:name="_GoBack"/>
+          <w:bookmarkEnd w:id="31"/>
           <w:r>
             <w:tab/>
           </w:r>
@@ -1376,7 +1376,7 @@
             <w:fldChar w:fldCharType="begin"/>
           </w:r>
           <w:r>
-            <w:instrText xml:space="preserve"> PAGEREF _Toc31772 \h </w:instrText>
+            <w:instrText xml:space="preserve"> PAGEREF _Toc16510 \h </w:instrText>
           </w:r>
           <w:r>
             <w:fldChar w:fldCharType="separate"/>
@@ -1402,7 +1402,7 @@
             <w:fldChar w:fldCharType="begin"/>
           </w:r>
           <w:r>
-            <w:instrText xml:space="preserve"> HYPERLINK \l _Toc6516 </w:instrText>
+            <w:instrText xml:space="preserve"> HYPERLINK \l _Toc5030 </w:instrText>
           </w:r>
           <w:r>
             <w:fldChar w:fldCharType="separate"/>
@@ -1421,7 +1421,7 @@
             <w:fldChar w:fldCharType="begin"/>
           </w:r>
           <w:r>
-            <w:instrText xml:space="preserve"> PAGEREF _Toc6516 \h </w:instrText>
+            <w:instrText xml:space="preserve"> PAGEREF _Toc5030 \h </w:instrText>
           </w:r>
           <w:r>
             <w:fldChar w:fldCharType="separate"/>
@@ -1447,7 +1447,7 @@
             <w:fldChar w:fldCharType="begin"/>
           </w:r>
           <w:r>
-            <w:instrText xml:space="preserve"> HYPERLINK \l _Toc30709 </w:instrText>
+            <w:instrText xml:space="preserve"> HYPERLINK \l _Toc11625 </w:instrText>
           </w:r>
           <w:r>
             <w:fldChar w:fldCharType="separate"/>
@@ -1466,7 +1466,7 @@
             <w:fldChar w:fldCharType="begin"/>
           </w:r>
           <w:r>
-            <w:instrText xml:space="preserve"> PAGEREF _Toc30709 \h </w:instrText>
+            <w:instrText xml:space="preserve"> PAGEREF _Toc11625 \h </w:instrText>
           </w:r>
           <w:r>
             <w:fldChar w:fldCharType="separate"/>
@@ -1492,7 +1492,7 @@
             <w:fldChar w:fldCharType="begin"/>
           </w:r>
           <w:r>
-            <w:instrText xml:space="preserve"> HYPERLINK \l _Toc26762 </w:instrText>
+            <w:instrText xml:space="preserve"> HYPERLINK \l _Toc11742 </w:instrText>
           </w:r>
           <w:r>
             <w:fldChar w:fldCharType="separate"/>
@@ -1518,7 +1518,7 @@
             <w:fldChar w:fldCharType="begin"/>
           </w:r>
           <w:r>
-            <w:instrText xml:space="preserve"> PAGEREF _Toc26762 \h </w:instrText>
+            <w:instrText xml:space="preserve"> PAGEREF _Toc11742 \h </w:instrText>
           </w:r>
           <w:r>
             <w:fldChar w:fldCharType="separate"/>
@@ -1544,7 +1544,7 @@
             <w:fldChar w:fldCharType="begin"/>
           </w:r>
           <w:r>
-            <w:instrText xml:space="preserve"> HYPERLINK \l _Toc9076 </w:instrText>
+            <w:instrText xml:space="preserve"> HYPERLINK \l _Toc27890 </w:instrText>
           </w:r>
           <w:r>
             <w:fldChar w:fldCharType="separate"/>
@@ -1571,7 +1571,7 @@
             <w:fldChar w:fldCharType="begin"/>
           </w:r>
           <w:r>
-            <w:instrText xml:space="preserve"> PAGEREF _Toc9076 \h </w:instrText>
+            <w:instrText xml:space="preserve"> PAGEREF _Toc27890 \h </w:instrText>
           </w:r>
           <w:r>
             <w:fldChar w:fldCharType="separate"/>
@@ -1597,7 +1597,7 @@
             <w:fldChar w:fldCharType="begin"/>
           </w:r>
           <w:r>
-            <w:instrText xml:space="preserve"> HYPERLINK \l _Toc31209 </w:instrText>
+            <w:instrText xml:space="preserve"> HYPERLINK \l _Toc12617 </w:instrText>
           </w:r>
           <w:r>
             <w:fldChar w:fldCharType="separate"/>
@@ -1624,7 +1624,7 @@
             <w:fldChar w:fldCharType="begin"/>
           </w:r>
           <w:r>
-            <w:instrText xml:space="preserve"> PAGEREF _Toc31209 \h </w:instrText>
+            <w:instrText xml:space="preserve"> PAGEREF _Toc12617 \h </w:instrText>
           </w:r>
           <w:r>
             <w:fldChar w:fldCharType="separate"/>
@@ -1650,7 +1650,7 @@
             <w:fldChar w:fldCharType="begin"/>
           </w:r>
           <w:r>
-            <w:instrText xml:space="preserve"> HYPERLINK \l _Toc6496 </w:instrText>
+            <w:instrText xml:space="preserve"> HYPERLINK \l _Toc22200 </w:instrText>
           </w:r>
           <w:r>
             <w:fldChar w:fldCharType="separate"/>
@@ -1677,7 +1677,7 @@
             <w:fldChar w:fldCharType="begin"/>
           </w:r>
           <w:r>
-            <w:instrText xml:space="preserve"> PAGEREF _Toc6496 \h </w:instrText>
+            <w:instrText xml:space="preserve"> PAGEREF _Toc22200 \h </w:instrText>
           </w:r>
           <w:r>
             <w:fldChar w:fldCharType="separate"/>
@@ -1703,7 +1703,7 @@
             <w:fldChar w:fldCharType="begin"/>
           </w:r>
           <w:r>
-            <w:instrText xml:space="preserve"> HYPERLINK \l _Toc26921 </w:instrText>
+            <w:instrText xml:space="preserve"> HYPERLINK \l _Toc27008 </w:instrText>
           </w:r>
           <w:r>
             <w:fldChar w:fldCharType="separate"/>
@@ -1730,13 +1730,58 @@
             <w:fldChar w:fldCharType="begin"/>
           </w:r>
           <w:r>
-            <w:instrText xml:space="preserve"> PAGEREF _Toc26921 \h </w:instrText>
+            <w:instrText xml:space="preserve"> PAGEREF _Toc27008 \h </w:instrText>
           </w:r>
           <w:r>
             <w:fldChar w:fldCharType="separate"/>
           </w:r>
           <w:r>
             <w:t>2</w:t>
+          </w:r>
+          <w:r>
+            <w:fldChar w:fldCharType="end"/>
+          </w:r>
+          <w:r>
+            <w:fldChar w:fldCharType="end"/>
+          </w:r>
+        </w:p>
+        <w:p>
+          <w:pPr>
+            <w:pStyle w:val="8"/>
+            <w:tabs>
+              <w:tab w:val="right" w:leader="dot" w:pos="8306"/>
+            </w:tabs>
+          </w:pPr>
+          <w:r>
+            <w:fldChar w:fldCharType="begin"/>
+          </w:r>
+          <w:r>
+            <w:instrText xml:space="preserve"> HYPERLINK \l _Toc22684 </w:instrText>
+          </w:r>
+          <w:r>
+            <w:fldChar w:fldCharType="separate"/>
+          </w:r>
+          <w:r>
+            <w:rPr>
+              <w:rFonts w:hint="eastAsia"/>
+              <w:lang w:val="en-US" w:eastAsia="zh-CN"/>
+            </w:rPr>
+            <w:t>三、 压缩与加密</w:t>
+          </w:r>
+          <w:r>
+            <w:tab/>
+          </w:r>
+          <w:r>
+            <w:fldChar w:fldCharType="begin"/>
+          </w:r>
+          <w:r>
+            <w:instrText xml:space="preserve"> PAGEREF _Toc22684 \h </w:instrText>
+          </w:r>
+          <w:r>
+            <w:fldChar w:fldCharType="separate"/>
+          </w:r>
+          <w:r>
+            <w:t>3</w:t>
           </w:r>
           <w:r>
             <w:fldChar w:fldCharType="end"/>
@@ -1756,25 +1801,62 @@
             <w:fldChar w:fldCharType="begin"/>
           </w:r>
           <w:r>
-            <w:instrText xml:space="preserve"> HYPERLINK \l _Toc27442 </w:instrText>
+            <w:instrText xml:space="preserve"> HYPERLINK \l _Toc17119 </w:instrText>
           </w:r>
           <w:r>
             <w:fldChar w:fldCharType="separate"/>
           </w:r>
           <w:r>
             <w:rPr>
-              <w:rFonts w:hint="default"/>
+              <w:rFonts w:hint="eastAsia"/>
               <w:lang w:val="en-US" w:eastAsia="zh-CN"/>
             </w:rPr>
-            <w:t xml:space="preserve">7. </w:t>
+            <w:t>1. 压缩</w:t>
+          </w:r>
+          <w:r>
+            <w:tab/>
+          </w:r>
+          <w:r>
+            <w:fldChar w:fldCharType="begin"/>
+          </w:r>
+          <w:r>
+            <w:instrText xml:space="preserve"> PAGEREF _Toc17119 \h </w:instrText>
+          </w:r>
+          <w:r>
+            <w:fldChar w:fldCharType="separate"/>
+          </w:r>
+          <w:r>
+            <w:t>3</w:t>
+          </w:r>
+          <w:r>
+            <w:fldChar w:fldCharType="end"/>
+          </w:r>
+          <w:r>
+            <w:fldChar w:fldCharType="end"/>
+          </w:r>
+        </w:p>
+        <w:p>
+          <w:pPr>
+            <w:pStyle w:val="9"/>
+            <w:tabs>
+              <w:tab w:val="right" w:leader="dot" w:pos="8306"/>
+            </w:tabs>
+          </w:pPr>
+          <w:r>
+            <w:fldChar w:fldCharType="begin"/>
+          </w:r>
+          <w:r>
+            <w:instrText xml:space="preserve"> HYPERLINK \l _Toc4993 </w:instrText>
+          </w:r>
+          <w:r>
+            <w:fldChar w:fldCharType="separate"/>
           </w:r>
           <w:r>
             <w:rPr>
               <w:rFonts w:hint="eastAsia"/>
-              <w:vertAlign w:val="baseline"/>
               <w:lang w:val="en-US" w:eastAsia="zh-CN"/>
             </w:rPr>
-            <w:t>拆分数据包</w:t>
+            <w:t>2. 加密</w:t>
           </w:r>
           <w:r>
             <w:tab/>
@@ -1783,7 +1865,7 @@
             <w:fldChar w:fldCharType="begin"/>
           </w:r>
           <w:r>
-            <w:instrText xml:space="preserve"> PAGEREF _Toc27442 \h </w:instrText>
+            <w:instrText xml:space="preserve"> PAGEREF _Toc4993 \h </w:instrText>
           </w:r>
           <w:r>
             <w:fldChar w:fldCharType="separate"/>
@@ -1809,7 +1891,7 @@
             <w:fldChar w:fldCharType="begin"/>
           </w:r>
           <w:r>
-            <w:instrText xml:space="preserve"> HYPERLINK \l _Toc23833 </w:instrText>
+            <w:instrText xml:space="preserve"> HYPERLINK \l _Toc4304 </w:instrText>
           </w:r>
           <w:r>
             <w:fldChar w:fldCharType="separate"/>
@@ -1819,7 +1901,7 @@
               <w:rFonts w:hint="eastAsia"/>
               <w:lang w:val="en-US" w:eastAsia="zh-CN"/>
             </w:rPr>
-            <w:t>三、 压缩与加密</w:t>
+            <w:t>四、 命令与指令集</w:t>
           </w:r>
           <w:r>
             <w:tab/>
@@ -1828,13 +1910,13 @@
             <w:fldChar w:fldCharType="begin"/>
           </w:r>
           <w:r>
-            <w:instrText xml:space="preserve"> PAGEREF _Toc23833 \h </w:instrText>
+            <w:instrText xml:space="preserve"> PAGEREF _Toc4304 \h </w:instrText>
           </w:r>
           <w:r>
             <w:fldChar w:fldCharType="separate"/>
           </w:r>
           <w:r>
-            <w:t>3</w:t>
+            <w:t>4</w:t>
           </w:r>
           <w:r>
             <w:fldChar w:fldCharType="end"/>
@@ -1854,7 +1936,7 @@
             <w:fldChar w:fldCharType="begin"/>
           </w:r>
           <w:r>
-            <w:instrText xml:space="preserve"> HYPERLINK \l _Toc31444 </w:instrText>
+            <w:instrText xml:space="preserve"> HYPERLINK \l _Toc13039 </w:instrText>
           </w:r>
           <w:r>
             <w:fldChar w:fldCharType="separate"/>
@@ -1864,7 +1946,7 @@
               <w:rFonts w:hint="eastAsia"/>
               <w:lang w:val="en-US" w:eastAsia="zh-CN"/>
             </w:rPr>
-            <w:t>1. 压缩</w:t>
+            <w:t>1. 命令</w:t>
           </w:r>
           <w:r>
             <w:tab/>
@@ -1873,13 +1955,13 @@
             <w:fldChar w:fldCharType="begin"/>
           </w:r>
           <w:r>
-            <w:instrText xml:space="preserve"> PAGEREF _Toc31444 \h </w:instrText>
+            <w:instrText xml:space="preserve"> PAGEREF _Toc13039 \h </w:instrText>
           </w:r>
           <w:r>
             <w:fldChar w:fldCharType="separate"/>
           </w:r>
           <w:r>
-            <w:t>3</w:t>
+            <w:t>4</w:t>
           </w:r>
           <w:r>
             <w:fldChar w:fldCharType="end"/>
@@ -1899,7 +1981,7 @@
             <w:fldChar w:fldCharType="begin"/>
           </w:r>
           <w:r>
-            <w:instrText xml:space="preserve"> HYPERLINK \l _Toc29956 </w:instrText>
+            <w:instrText xml:space="preserve"> HYPERLINK \l _Toc1884 </w:instrText>
           </w:r>
           <w:r>
             <w:fldChar w:fldCharType="separate"/>
@@ -1909,7 +1991,7 @@
               <w:rFonts w:hint="eastAsia"/>
               <w:lang w:val="en-US" w:eastAsia="zh-CN"/>
             </w:rPr>
-            <w:t>2. 加密</w:t>
+            <w:t>2. 指令集</w:t>
           </w:r>
           <w:r>
             <w:tab/>
@@ -1918,13 +2000,13 @@
             <w:fldChar w:fldCharType="begin"/>
           </w:r>
           <w:r>
-            <w:instrText xml:space="preserve"> PAGEREF _Toc29956 \h </w:instrText>
+            <w:instrText xml:space="preserve"> PAGEREF _Toc1884 \h </w:instrText>
           </w:r>
           <w:r>
             <w:fldChar w:fldCharType="separate"/>
           </w:r>
           <w:r>
-            <w:t>3</w:t>
+            <w:t>4</w:t>
           </w:r>
           <w:r>
             <w:fldChar w:fldCharType="end"/>
@@ -1944,7 +2026,7 @@
             <w:fldChar w:fldCharType="begin"/>
           </w:r>
           <w:r>
-            <w:instrText xml:space="preserve"> HYPERLINK \l _Toc17217 </w:instrText>
+            <w:instrText xml:space="preserve"> HYPERLINK \l _Toc32493 </w:instrText>
           </w:r>
           <w:r>
             <w:fldChar w:fldCharType="separate"/>
@@ -1954,7 +2036,7 @@
               <w:rFonts w:hint="eastAsia"/>
               <w:lang w:val="en-US" w:eastAsia="zh-CN"/>
             </w:rPr>
-            <w:t>四、 命令与指令集</w:t>
+            <w:t>五、 基础指令集</w:t>
           </w:r>
           <w:r>
             <w:tab/>
@@ -1963,7 +2045,7 @@
             <w:fldChar w:fldCharType="begin"/>
           </w:r>
           <w:r>
-            <w:instrText xml:space="preserve"> PAGEREF _Toc17217 \h </w:instrText>
+            <w:instrText xml:space="preserve"> PAGEREF _Toc32493 \h </w:instrText>
           </w:r>
           <w:r>
             <w:fldChar w:fldCharType="separate"/>
@@ -1989,7 +2071,7 @@
             <w:fldChar w:fldCharType="begin"/>
           </w:r>
           <w:r>
-            <w:instrText xml:space="preserve"> HYPERLINK \l _Toc15697 </w:instrText>
+            <w:instrText xml:space="preserve"> HYPERLINK \l _Toc2589 </w:instrText>
           </w:r>
           <w:r>
             <w:fldChar w:fldCharType="separate"/>
@@ -1999,7 +2081,7 @@
               <w:rFonts w:hint="eastAsia"/>
               <w:lang w:val="en-US" w:eastAsia="zh-CN"/>
             </w:rPr>
-            <w:t>1. 命令</w:t>
+            <w:t>1. 连接命令</w:t>
           </w:r>
           <w:r>
             <w:tab/>
@@ -2008,7 +2090,7 @@
             <w:fldChar w:fldCharType="begin"/>
           </w:r>
           <w:r>
-            <w:instrText xml:space="preserve"> PAGEREF _Toc15697 \h </w:instrText>
+            <w:instrText xml:space="preserve"> PAGEREF _Toc2589 \h </w:instrText>
           </w:r>
           <w:r>
             <w:fldChar w:fldCharType="separate"/>
@@ -2034,17 +2116,24 @@
             <w:fldChar w:fldCharType="begin"/>
           </w:r>
           <w:r>
-            <w:instrText xml:space="preserve"> HYPERLINK \l _Toc3894 </w:instrText>
+            <w:instrText xml:space="preserve"> HYPERLINK \l _Toc24978 </w:instrText>
           </w:r>
           <w:r>
             <w:fldChar w:fldCharType="separate"/>
+          </w:r>
+          <w:r>
+            <w:rPr>
+              <w:rFonts w:hint="default"/>
+              <w:lang w:val="en-US" w:eastAsia="zh-CN"/>
+            </w:rPr>
+            <w:t xml:space="preserve">2. </w:t>
           </w:r>
           <w:r>
             <w:rPr>
               <w:rFonts w:hint="eastAsia"/>
               <w:lang w:val="en-US" w:eastAsia="zh-CN"/>
             </w:rPr>
-            <w:t>2. 指令集</w:t>
+            <w:t>认证命令</w:t>
           </w:r>
           <w:r>
             <w:tab/>
@@ -2053,13 +2142,221 @@
             <w:fldChar w:fldCharType="begin"/>
           </w:r>
           <w:r>
-            <w:instrText xml:space="preserve"> PAGEREF _Toc3894 \h </w:instrText>
+            <w:instrText xml:space="preserve"> PAGEREF _Toc24978 \h </w:instrText>
           </w:r>
           <w:r>
             <w:fldChar w:fldCharType="separate"/>
           </w:r>
           <w:r>
-            <w:t>4</w:t>
+            <w:t>6</w:t>
+          </w:r>
+          <w:r>
+            <w:fldChar w:fldCharType="end"/>
+          </w:r>
+          <w:r>
+            <w:fldChar w:fldCharType="end"/>
+          </w:r>
+        </w:p>
+        <w:p>
+          <w:pPr>
+            <w:pStyle w:val="9"/>
+            <w:tabs>
+              <w:tab w:val="right" w:leader="dot" w:pos="8306"/>
+            </w:tabs>
+          </w:pPr>
+          <w:r>
+            <w:fldChar w:fldCharType="begin"/>
+          </w:r>
+          <w:r>
+            <w:instrText xml:space="preserve"> HYPERLINK \l _Toc17429 </w:instrText>
+          </w:r>
+          <w:r>
+            <w:fldChar w:fldCharType="separate"/>
+          </w:r>
+          <w:r>
+            <w:rPr>
+              <w:rFonts w:hint="default"/>
+              <w:lang w:val="en-US" w:eastAsia="zh-CN"/>
+            </w:rPr>
+            <w:t xml:space="preserve">3. </w:t>
+          </w:r>
+          <w:r>
+            <w:rPr>
+              <w:rFonts w:hint="eastAsia"/>
+              <w:lang w:val="en-US" w:eastAsia="zh-CN"/>
+            </w:rPr>
+            <w:t>握手命令</w:t>
+          </w:r>
+          <w:r>
+            <w:tab/>
+          </w:r>
+          <w:r>
+            <w:fldChar w:fldCharType="begin"/>
+          </w:r>
+          <w:r>
+            <w:instrText xml:space="preserve"> PAGEREF _Toc17429 \h </w:instrText>
+          </w:r>
+          <w:r>
+            <w:fldChar w:fldCharType="separate"/>
+          </w:r>
+          <w:r>
+            <w:t>7</w:t>
+          </w:r>
+          <w:r>
+            <w:fldChar w:fldCharType="end"/>
+          </w:r>
+          <w:r>
+            <w:fldChar w:fldCharType="end"/>
+          </w:r>
+        </w:p>
+        <w:p>
+          <w:pPr>
+            <w:pStyle w:val="9"/>
+            <w:tabs>
+              <w:tab w:val="right" w:leader="dot" w:pos="8306"/>
+            </w:tabs>
+          </w:pPr>
+          <w:r>
+            <w:fldChar w:fldCharType="begin"/>
+          </w:r>
+          <w:r>
+            <w:instrText xml:space="preserve"> HYPERLINK \l _Toc9746 </w:instrText>
+          </w:r>
+          <w:r>
+            <w:fldChar w:fldCharType="separate"/>
+          </w:r>
+          <w:r>
+            <w:rPr>
+              <w:rFonts w:hint="default"/>
+              <w:lang w:val="en-US" w:eastAsia="zh-CN"/>
+            </w:rPr>
+            <w:t xml:space="preserve">4. </w:t>
+          </w:r>
+          <w:r>
+            <w:rPr>
+              <w:rFonts w:hint="eastAsia"/>
+              <w:lang w:val="en-US" w:eastAsia="zh-CN"/>
+            </w:rPr>
+            <w:t>私有命令</w:t>
+          </w:r>
+          <w:r>
+            <w:tab/>
+          </w:r>
+          <w:r>
+            <w:fldChar w:fldCharType="begin"/>
+          </w:r>
+          <w:r>
+            <w:instrText xml:space="preserve"> PAGEREF _Toc9746 \h </w:instrText>
+          </w:r>
+          <w:r>
+            <w:fldChar w:fldCharType="separate"/>
+          </w:r>
+          <w:r>
+            <w:t>8</w:t>
+          </w:r>
+          <w:r>
+            <w:fldChar w:fldCharType="end"/>
+          </w:r>
+          <w:r>
+            <w:fldChar w:fldCharType="end"/>
+          </w:r>
+        </w:p>
+        <w:p>
+          <w:pPr>
+            <w:pStyle w:val="9"/>
+            <w:tabs>
+              <w:tab w:val="right" w:leader="dot" w:pos="8306"/>
+            </w:tabs>
+          </w:pPr>
+          <w:r>
+            <w:fldChar w:fldCharType="begin"/>
+          </w:r>
+          <w:r>
+            <w:instrText xml:space="preserve"> HYPERLINK \l _Toc22265 </w:instrText>
+          </w:r>
+          <w:r>
+            <w:fldChar w:fldCharType="separate"/>
+          </w:r>
+          <w:r>
+            <w:rPr>
+              <w:rFonts w:hint="default"/>
+              <w:lang w:val="en-US" w:eastAsia="zh-CN"/>
+            </w:rPr>
+            <w:t xml:space="preserve">5. </w:t>
+          </w:r>
+          <w:r>
+            <w:rPr>
+              <w:rFonts w:hint="eastAsia"/>
+              <w:lang w:val="en-US" w:eastAsia="zh-CN"/>
+            </w:rPr>
+            <w:t>获取全部指令集信息命令</w:t>
+          </w:r>
+          <w:r>
+            <w:tab/>
+          </w:r>
+          <w:r>
+            <w:fldChar w:fldCharType="begin"/>
+          </w:r>
+          <w:r>
+            <w:instrText xml:space="preserve"> PAGEREF _Toc22265 \h </w:instrText>
+          </w:r>
+          <w:r>
+            <w:fldChar w:fldCharType="separate"/>
+          </w:r>
+          <w:r>
+            <w:t>9</w:t>
+          </w:r>
+          <w:r>
+            <w:fldChar w:fldCharType="end"/>
+          </w:r>
+          <w:r>
+            <w:fldChar w:fldCharType="end"/>
+          </w:r>
+        </w:p>
+        <w:p>
+          <w:pPr>
+            <w:pStyle w:val="9"/>
+            <w:tabs>
+              <w:tab w:val="right" w:leader="dot" w:pos="8306"/>
+            </w:tabs>
+          </w:pPr>
+          <w:r>
+            <w:fldChar w:fldCharType="begin"/>
+          </w:r>
+          <w:r>
+            <w:instrText xml:space="preserve"> HYPERLINK \l _Toc9563 </w:instrText>
+          </w:r>
+          <w:r>
+            <w:fldChar w:fldCharType="separate"/>
+          </w:r>
+          <w:r>
+            <w:rPr>
+              <w:rFonts w:hint="default"/>
+              <w:lang w:val="en-US" w:eastAsia="zh-CN"/>
+            </w:rPr>
+            <w:t xml:space="preserve">6. </w:t>
+          </w:r>
+          <w:r>
+            <w:rPr>
+              <w:rFonts w:hint="eastAsia"/>
+              <w:lang w:val="en-US" w:eastAsia="zh-CN"/>
+            </w:rPr>
+            <w:t>私有通知</w:t>
+          </w:r>
+          <w:r>
+            <w:tab/>
+          </w:r>
+          <w:r>
+            <w:fldChar w:fldCharType="begin"/>
+          </w:r>
+          <w:r>
+            <w:instrText xml:space="preserve"> PAGEREF _Toc9563 \h </w:instrText>
+          </w:r>
+          <w:r>
+            <w:fldChar w:fldCharType="separate"/>
+          </w:r>
+          <w:r>
+            <w:t>14</w:t>
           </w:r>
           <w:r>
             <w:fldChar w:fldCharType="end"/>
@@ -2079,7 +2376,7 @@
             <w:fldChar w:fldCharType="begin"/>
           </w:r>
           <w:r>
-            <w:instrText xml:space="preserve"> HYPERLINK \l _Toc19960 </w:instrText>
+            <w:instrText xml:space="preserve"> HYPERLINK \l _Toc9696 </w:instrText>
           </w:r>
           <w:r>
             <w:fldChar w:fldCharType="separate"/>
@@ -2089,7 +2386,7 @@
               <w:rFonts w:hint="eastAsia"/>
               <w:lang w:val="en-US" w:eastAsia="zh-CN"/>
             </w:rPr>
-            <w:t>五、 基础指令集</w:t>
+            <w:t>六、 测试工具</w:t>
           </w:r>
           <w:r>
             <w:tab/>
@@ -2098,13 +2395,13 @@
             <w:fldChar w:fldCharType="begin"/>
           </w:r>
           <w:r>
-            <w:instrText xml:space="preserve"> PAGEREF _Toc19960 \h </w:instrText>
+            <w:instrText xml:space="preserve"> PAGEREF _Toc9696 \h </w:instrText>
           </w:r>
           <w:r>
             <w:fldChar w:fldCharType="separate"/>
           </w:r>
           <w:r>
-            <w:t>4</w:t>
+            <w:t>15</w:t>
           </w:r>
           <w:r>
             <w:fldChar w:fldCharType="end"/>
@@ -2124,7 +2421,7 @@
             <w:fldChar w:fldCharType="begin"/>
           </w:r>
           <w:r>
-            <w:instrText xml:space="preserve"> HYPERLINK \l _Toc22098 </w:instrText>
+            <w:instrText xml:space="preserve"> HYPERLINK \l _Toc29824 </w:instrText>
           </w:r>
           <w:r>
             <w:fldChar w:fldCharType="separate"/>
@@ -2134,7 +2431,7 @@
               <w:rFonts w:hint="eastAsia"/>
               <w:lang w:val="en-US" w:eastAsia="zh-CN"/>
             </w:rPr>
-            <w:t>1. 连接命令</w:t>
+            <w:t>1. 下载测试工具</w:t>
           </w:r>
           <w:r>
             <w:tab/>
@@ -2143,13 +2440,13 @@
             <w:fldChar w:fldCharType="begin"/>
           </w:r>
           <w:r>
-            <w:instrText xml:space="preserve"> PAGEREF _Toc22098 \h </w:instrText>
+            <w:instrText xml:space="preserve"> PAGEREF _Toc29824 \h </w:instrText>
           </w:r>
           <w:r>
             <w:fldChar w:fldCharType="separate"/>
           </w:r>
           <w:r>
-            <w:t>4</w:t>
+            <w:t>15</w:t>
           </w:r>
           <w:r>
             <w:fldChar w:fldCharType="end"/>
@@ -2169,7 +2466,7 @@
             <w:fldChar w:fldCharType="begin"/>
           </w:r>
           <w:r>
-            <w:instrText xml:space="preserve"> HYPERLINK \l _Toc2449 </w:instrText>
+            <w:instrText xml:space="preserve"> HYPERLINK \l _Toc7813 </w:instrText>
           </w:r>
           <w:r>
             <w:fldChar w:fldCharType="separate"/>
@@ -2186,7 +2483,7 @@
               <w:rFonts w:hint="eastAsia"/>
               <w:lang w:val="en-US" w:eastAsia="zh-CN"/>
             </w:rPr>
-            <w:t>认证命令</w:t>
+            <w:t>运行</w:t>
           </w:r>
           <w:r>
             <w:tab/>
@@ -2195,13 +2492,13 @@
             <w:fldChar w:fldCharType="begin"/>
           </w:r>
           <w:r>
-            <w:instrText xml:space="preserve"> PAGEREF _Toc2449 \h </w:instrText>
+            <w:instrText xml:space="preserve"> PAGEREF _Toc7813 \h </w:instrText>
           </w:r>
           <w:r>
             <w:fldChar w:fldCharType="separate"/>
           </w:r>
           <w:r>
-            <w:t>6</w:t>
+            <w:t>16</w:t>
           </w:r>
           <w:r>
             <w:fldChar w:fldCharType="end"/>
@@ -2221,7 +2518,7 @@
             <w:fldChar w:fldCharType="begin"/>
           </w:r>
           <w:r>
-            <w:instrText xml:space="preserve"> HYPERLINK \l _Toc31835 </w:instrText>
+            <w:instrText xml:space="preserve"> HYPERLINK \l _Toc2939 </w:instrText>
           </w:r>
           <w:r>
             <w:fldChar w:fldCharType="separate"/>
@@ -2238,7 +2535,7 @@
               <w:rFonts w:hint="eastAsia"/>
               <w:lang w:val="en-US" w:eastAsia="zh-CN"/>
             </w:rPr>
-            <w:t>握手命令</w:t>
+            <w:t>添加</w:t>
           </w:r>
           <w:r>
             <w:tab/>
@@ -2247,13 +2544,13 @@
             <w:fldChar w:fldCharType="begin"/>
           </w:r>
           <w:r>
-            <w:instrText xml:space="preserve"> PAGEREF _Toc31835 \h </w:instrText>
+            <w:instrText xml:space="preserve"> PAGEREF _Toc2939 \h </w:instrText>
           </w:r>
           <w:r>
             <w:fldChar w:fldCharType="separate"/>
           </w:r>
           <w:r>
-            <w:t>7</w:t>
+            <w:t>17</w:t>
           </w:r>
           <w:r>
             <w:fldChar w:fldCharType="end"/>
@@ -2273,7 +2570,7 @@
             <w:fldChar w:fldCharType="begin"/>
           </w:r>
           <w:r>
-            <w:instrText xml:space="preserve"> HYPERLINK \l _Toc27161 </w:instrText>
+            <w:instrText xml:space="preserve"> HYPERLINK \l _Toc15735 </w:instrText>
           </w:r>
           <w:r>
             <w:fldChar w:fldCharType="separate"/>
@@ -2290,7 +2587,7 @@
               <w:rFonts w:hint="eastAsia"/>
               <w:lang w:val="en-US" w:eastAsia="zh-CN"/>
             </w:rPr>
-            <w:t>私有命令</w:t>
+            <w:t>连接</w:t>
           </w:r>
           <w:r>
             <w:tab/>
@@ -2299,13 +2596,13 @@
             <w:fldChar w:fldCharType="begin"/>
           </w:r>
           <w:r>
-            <w:instrText xml:space="preserve"> PAGEREF _Toc27161 \h </w:instrText>
+            <w:instrText xml:space="preserve"> PAGEREF _Toc15735 \h </w:instrText>
           </w:r>
           <w:r>
             <w:fldChar w:fldCharType="separate"/>
           </w:r>
           <w:r>
-            <w:t>8</w:t>
+            <w:t>18</w:t>
           </w:r>
           <w:r>
             <w:fldChar w:fldCharType="end"/>
@@ -2325,7 +2622,7 @@
             <w:fldChar w:fldCharType="begin"/>
           </w:r>
           <w:r>
-            <w:instrText xml:space="preserve"> HYPERLINK \l _Toc19327 </w:instrText>
+            <w:instrText xml:space="preserve"> HYPERLINK \l _Toc20246 </w:instrText>
           </w:r>
           <w:r>
             <w:fldChar w:fldCharType="separate"/>
@@ -2342,7 +2639,7 @@
               <w:rFonts w:hint="eastAsia"/>
               <w:lang w:val="en-US" w:eastAsia="zh-CN"/>
             </w:rPr>
-            <w:t>获取全部指令集信息命令</w:t>
+            <w:t>测试接收心跳</w:t>
           </w:r>
           <w:r>
             <w:tab/>
@@ -2351,13 +2648,13 @@
             <w:fldChar w:fldCharType="begin"/>
           </w:r>
           <w:r>
-            <w:instrText xml:space="preserve"> PAGEREF _Toc19327 \h </w:instrText>
+            <w:instrText xml:space="preserve"> PAGEREF _Toc20246 \h </w:instrText>
           </w:r>
           <w:r>
             <w:fldChar w:fldCharType="separate"/>
           </w:r>
           <w:r>
-            <w:t>9</w:t>
+            <w:t>19</w:t>
           </w:r>
           <w:r>
             <w:fldChar w:fldCharType="end"/>
@@ -2377,7 +2674,7 @@
             <w:fldChar w:fldCharType="begin"/>
           </w:r>
           <w:r>
-            <w:instrText xml:space="preserve"> HYPERLINK \l _Toc28828 </w:instrText>
+            <w:instrText xml:space="preserve"> HYPERLINK \l _Toc11503 </w:instrText>
           </w:r>
           <w:r>
             <w:fldChar w:fldCharType="separate"/>
@@ -2394,7 +2691,7 @@
               <w:rFonts w:hint="eastAsia"/>
               <w:lang w:val="en-US" w:eastAsia="zh-CN"/>
             </w:rPr>
-            <w:t>私有通知</w:t>
+            <w:t>测试接收通知</w:t>
           </w:r>
           <w:r>
             <w:tab/>
@@ -2403,58 +2700,13 @@
             <w:fldChar w:fldCharType="begin"/>
           </w:r>
           <w:r>
-            <w:instrText xml:space="preserve"> PAGEREF _Toc28828 \h </w:instrText>
+            <w:instrText xml:space="preserve"> PAGEREF _Toc11503 \h </w:instrText>
           </w:r>
           <w:r>
             <w:fldChar w:fldCharType="separate"/>
           </w:r>
           <w:r>
-            <w:t>14</w:t>
-          </w:r>
-          <w:r>
-            <w:fldChar w:fldCharType="end"/>
-          </w:r>
-          <w:r>
-            <w:fldChar w:fldCharType="end"/>
-          </w:r>
-        </w:p>
-        <w:p>
-          <w:pPr>
-            <w:pStyle w:val="8"/>
-            <w:tabs>
-              <w:tab w:val="right" w:leader="dot" w:pos="8306"/>
-            </w:tabs>
-          </w:pPr>
-          <w:r>
-            <w:fldChar w:fldCharType="begin"/>
-          </w:r>
-          <w:r>
-            <w:instrText xml:space="preserve"> HYPERLINK \l _Toc2507 </w:instrText>
-          </w:r>
-          <w:r>
-            <w:fldChar w:fldCharType="separate"/>
-          </w:r>
-          <w:r>
-            <w:rPr>
-              <w:rFonts w:hint="eastAsia"/>
-              <w:lang w:val="en-US" w:eastAsia="zh-CN"/>
-            </w:rPr>
-            <w:t>六、 测试工具</w:t>
-          </w:r>
-          <w:r>
-            <w:tab/>
-          </w:r>
-          <w:r>
-            <w:fldChar w:fldCharType="begin"/>
-          </w:r>
-          <w:r>
-            <w:instrText xml:space="preserve"> PAGEREF _Toc2507 \h </w:instrText>
-          </w:r>
-          <w:r>
-            <w:fldChar w:fldCharType="separate"/>
-          </w:r>
-          <w:r>
-            <w:t>15</w:t>
+            <w:t>21</w:t>
           </w:r>
           <w:r>
             <w:fldChar w:fldCharType="end"/>
@@ -2474,312 +2726,7 @@
             <w:fldChar w:fldCharType="begin"/>
           </w:r>
           <w:r>
-            <w:instrText xml:space="preserve"> HYPERLINK \l _Toc14175 </w:instrText>
-          </w:r>
-          <w:r>
-            <w:fldChar w:fldCharType="separate"/>
-          </w:r>
-          <w:r>
-            <w:rPr>
-              <w:rFonts w:hint="eastAsia"/>
-              <w:lang w:val="en-US" w:eastAsia="zh-CN"/>
-            </w:rPr>
-            <w:t>1. 下载测试工具</w:t>
-          </w:r>
-          <w:r>
-            <w:tab/>
-          </w:r>
-          <w:r>
-            <w:fldChar w:fldCharType="begin"/>
-          </w:r>
-          <w:r>
-            <w:instrText xml:space="preserve"> PAGEREF _Toc14175 \h </w:instrText>
-          </w:r>
-          <w:r>
-            <w:fldChar w:fldCharType="separate"/>
-          </w:r>
-          <w:r>
-            <w:t>15</w:t>
-          </w:r>
-          <w:r>
-            <w:fldChar w:fldCharType="end"/>
-          </w:r>
-          <w:r>
-            <w:fldChar w:fldCharType="end"/>
-          </w:r>
-        </w:p>
-        <w:p>
-          <w:pPr>
-            <w:pStyle w:val="9"/>
-            <w:tabs>
-              <w:tab w:val="right" w:leader="dot" w:pos="8306"/>
-            </w:tabs>
-          </w:pPr>
-          <w:r>
-            <w:fldChar w:fldCharType="begin"/>
-          </w:r>
-          <w:r>
-            <w:instrText xml:space="preserve"> HYPERLINK \l _Toc19246 </w:instrText>
-          </w:r>
-          <w:r>
-            <w:fldChar w:fldCharType="separate"/>
-          </w:r>
-          <w:r>
-            <w:rPr>
-              <w:rFonts w:hint="default"/>
-              <w:lang w:val="en-US" w:eastAsia="zh-CN"/>
-            </w:rPr>
-            <w:t xml:space="preserve">2. </w:t>
-          </w:r>
-          <w:r>
-            <w:rPr>
-              <w:rFonts w:hint="eastAsia"/>
-              <w:lang w:val="en-US" w:eastAsia="zh-CN"/>
-            </w:rPr>
-            <w:t>运行</w:t>
-          </w:r>
-          <w:r>
-            <w:tab/>
-          </w:r>
-          <w:r>
-            <w:fldChar w:fldCharType="begin"/>
-          </w:r>
-          <w:r>
-            <w:instrText xml:space="preserve"> PAGEREF _Toc19246 \h </w:instrText>
-          </w:r>
-          <w:r>
-            <w:fldChar w:fldCharType="separate"/>
-          </w:r>
-          <w:r>
-            <w:t>16</w:t>
-          </w:r>
-          <w:r>
-            <w:fldChar w:fldCharType="end"/>
-          </w:r>
-          <w:r>
-            <w:fldChar w:fldCharType="end"/>
-          </w:r>
-        </w:p>
-        <w:p>
-          <w:pPr>
-            <w:pStyle w:val="9"/>
-            <w:tabs>
-              <w:tab w:val="right" w:leader="dot" w:pos="8306"/>
-            </w:tabs>
-          </w:pPr>
-          <w:r>
-            <w:fldChar w:fldCharType="begin"/>
-          </w:r>
-          <w:r>
-            <w:instrText xml:space="preserve"> HYPERLINK \l _Toc25163 </w:instrText>
-          </w:r>
-          <w:r>
-            <w:fldChar w:fldCharType="separate"/>
-          </w:r>
-          <w:r>
-            <w:rPr>
-              <w:rFonts w:hint="default"/>
-              <w:lang w:val="en-US" w:eastAsia="zh-CN"/>
-            </w:rPr>
-            <w:t xml:space="preserve">3. </w:t>
-          </w:r>
-          <w:r>
-            <w:rPr>
-              <w:rFonts w:hint="eastAsia"/>
-              <w:lang w:val="en-US" w:eastAsia="zh-CN"/>
-            </w:rPr>
-            <w:t>添加</w:t>
-          </w:r>
-          <w:r>
-            <w:tab/>
-          </w:r>
-          <w:r>
-            <w:fldChar w:fldCharType="begin"/>
-          </w:r>
-          <w:r>
-            <w:instrText xml:space="preserve"> PAGEREF _Toc25163 \h </w:instrText>
-          </w:r>
-          <w:r>
-            <w:fldChar w:fldCharType="separate"/>
-          </w:r>
-          <w:r>
-            <w:t>17</w:t>
-          </w:r>
-          <w:r>
-            <w:fldChar w:fldCharType="end"/>
-          </w:r>
-          <w:r>
-            <w:fldChar w:fldCharType="end"/>
-          </w:r>
-        </w:p>
-        <w:p>
-          <w:pPr>
-            <w:pStyle w:val="9"/>
-            <w:tabs>
-              <w:tab w:val="right" w:leader="dot" w:pos="8306"/>
-            </w:tabs>
-          </w:pPr>
-          <w:r>
-            <w:fldChar w:fldCharType="begin"/>
-          </w:r>
-          <w:r>
-            <w:instrText xml:space="preserve"> HYPERLINK \l _Toc27844 </w:instrText>
-          </w:r>
-          <w:r>
-            <w:fldChar w:fldCharType="separate"/>
-          </w:r>
-          <w:r>
-            <w:rPr>
-              <w:rFonts w:hint="default"/>
-              <w:lang w:val="en-US" w:eastAsia="zh-CN"/>
-            </w:rPr>
-            <w:t xml:space="preserve">4. </w:t>
-          </w:r>
-          <w:r>
-            <w:rPr>
-              <w:rFonts w:hint="eastAsia"/>
-              <w:lang w:val="en-US" w:eastAsia="zh-CN"/>
-            </w:rPr>
-            <w:t>连接</w:t>
-          </w:r>
-          <w:r>
-            <w:tab/>
-          </w:r>
-          <w:r>
-            <w:fldChar w:fldCharType="begin"/>
-          </w:r>
-          <w:r>
-            <w:instrText xml:space="preserve"> PAGEREF _Toc27844 \h </w:instrText>
-          </w:r>
-          <w:r>
-            <w:fldChar w:fldCharType="separate"/>
-          </w:r>
-          <w:r>
-            <w:t>18</w:t>
-          </w:r>
-          <w:r>
-            <w:fldChar w:fldCharType="end"/>
-          </w:r>
-          <w:r>
-            <w:fldChar w:fldCharType="end"/>
-          </w:r>
-        </w:p>
-        <w:p>
-          <w:pPr>
-            <w:pStyle w:val="9"/>
-            <w:tabs>
-              <w:tab w:val="right" w:leader="dot" w:pos="8306"/>
-            </w:tabs>
-          </w:pPr>
-          <w:r>
-            <w:fldChar w:fldCharType="begin"/>
-          </w:r>
-          <w:r>
-            <w:instrText xml:space="preserve"> HYPERLINK \l _Toc18332 </w:instrText>
-          </w:r>
-          <w:r>
-            <w:fldChar w:fldCharType="separate"/>
-          </w:r>
-          <w:r>
-            <w:rPr>
-              <w:rFonts w:hint="default"/>
-              <w:lang w:val="en-US" w:eastAsia="zh-CN"/>
-            </w:rPr>
-            <w:t xml:space="preserve">5. </w:t>
-          </w:r>
-          <w:r>
-            <w:rPr>
-              <w:rFonts w:hint="eastAsia"/>
-              <w:lang w:val="en-US" w:eastAsia="zh-CN"/>
-            </w:rPr>
-            <w:t>测试接收心跳</w:t>
-          </w:r>
-          <w:r>
-            <w:tab/>
-          </w:r>
-          <w:r>
-            <w:fldChar w:fldCharType="begin"/>
-          </w:r>
-          <w:r>
-            <w:instrText xml:space="preserve"> PAGEREF _Toc18332 \h </w:instrText>
-          </w:r>
-          <w:r>
-            <w:fldChar w:fldCharType="separate"/>
-          </w:r>
-          <w:r>
-            <w:t>19</w:t>
-          </w:r>
-          <w:r>
-            <w:fldChar w:fldCharType="end"/>
-          </w:r>
-          <w:r>
-            <w:fldChar w:fldCharType="end"/>
-          </w:r>
-        </w:p>
-        <w:p>
-          <w:pPr>
-            <w:pStyle w:val="9"/>
-            <w:tabs>
-              <w:tab w:val="right" w:leader="dot" w:pos="8306"/>
-            </w:tabs>
-          </w:pPr>
-          <w:r>
-            <w:fldChar w:fldCharType="begin"/>
-          </w:r>
-          <w:r>
-            <w:instrText xml:space="preserve"> HYPERLINK \l _Toc19257 </w:instrText>
-          </w:r>
-          <w:r>
-            <w:fldChar w:fldCharType="separate"/>
-          </w:r>
-          <w:r>
-            <w:rPr>
-              <w:rFonts w:hint="default"/>
-              <w:lang w:val="en-US" w:eastAsia="zh-CN"/>
-            </w:rPr>
-            <w:t xml:space="preserve">6. </w:t>
-          </w:r>
-          <w:r>
-            <w:rPr>
-              <w:rFonts w:hint="eastAsia"/>
-              <w:lang w:val="en-US" w:eastAsia="zh-CN"/>
-            </w:rPr>
-            <w:t>测试接收通知</w:t>
-          </w:r>
-          <w:r>
-            <w:tab/>
-          </w:r>
-          <w:r>
-            <w:fldChar w:fldCharType="begin"/>
-          </w:r>
-          <w:r>
-            <w:instrText xml:space="preserve"> PAGEREF _Toc19257 \h </w:instrText>
-          </w:r>
-          <w:r>
-            <w:fldChar w:fldCharType="separate"/>
-          </w:r>
-          <w:r>
-            <w:t>21</w:t>
-          </w:r>
-          <w:r>
-            <w:fldChar w:fldCharType="end"/>
-          </w:r>
-          <w:r>
-            <w:fldChar w:fldCharType="end"/>
-          </w:r>
-        </w:p>
-        <w:p>
-          <w:pPr>
-            <w:pStyle w:val="9"/>
-            <w:tabs>
-              <w:tab w:val="right" w:leader="dot" w:pos="8306"/>
-            </w:tabs>
-          </w:pPr>
-          <w:r>
-            <w:fldChar w:fldCharType="begin"/>
-          </w:r>
-          <w:r>
-            <w:instrText xml:space="preserve"> HYPERLINK \l _Toc15142 </w:instrText>
+            <w:instrText xml:space="preserve"> HYPERLINK \l _Toc32502 </w:instrText>
           </w:r>
           <w:r>
             <w:fldChar w:fldCharType="separate"/>
@@ -2805,7 +2752,7 @@
             <w:fldChar w:fldCharType="begin"/>
           </w:r>
           <w:r>
-            <w:instrText xml:space="preserve"> PAGEREF _Toc15142 \h </w:instrText>
+            <w:instrText xml:space="preserve"> PAGEREF _Toc32502 \h </w:instrText>
           </w:r>
           <w:r>
             <w:fldChar w:fldCharType="separate"/>
@@ -2867,7 +2814,7 @@
           <w:lang w:val="en-US" w:eastAsia="zh-CN"/>
         </w:rPr>
       </w:pPr>
-      <w:bookmarkStart w:id="0" w:name="_Toc24856"/>
+      <w:bookmarkStart w:id="0" w:name="_Toc31739"/>
       <w:r>
         <w:rPr>
           <w:rFonts w:hint="eastAsia"/>
@@ -2890,7 +2837,7 @@
           <w:lang w:val="en-US" w:eastAsia="zh-CN"/>
         </w:rPr>
       </w:pPr>
-      <w:bookmarkStart w:id="1" w:name="_Toc13827"/>
+      <w:bookmarkStart w:id="1" w:name="_Toc6626"/>
       <w:r>
         <w:rPr>
           <w:rFonts w:hint="eastAsia"/>
@@ -3643,7 +3590,7 @@
           <w:lang w:val="en-US" w:eastAsia="zh-CN"/>
         </w:rPr>
       </w:pPr>
-      <w:bookmarkStart w:id="2" w:name="_Toc31772"/>
+      <w:bookmarkStart w:id="2" w:name="_Toc16510"/>
       <w:r>
         <w:rPr>
           <w:rFonts w:hint="eastAsia"/>
@@ -4823,7 +4770,7 @@
           <w:lang w:val="en-US" w:eastAsia="zh-CN"/>
         </w:rPr>
       </w:pPr>
-      <w:bookmarkStart w:id="3" w:name="_Toc6516"/>
+      <w:bookmarkStart w:id="3" w:name="_Toc5030"/>
       <w:r>
         <w:rPr>
           <w:rFonts w:hint="eastAsia"/>
@@ -4846,7 +4793,7 @@
           <w:lang w:val="en-US" w:eastAsia="zh-CN"/>
         </w:rPr>
       </w:pPr>
-      <w:bookmarkStart w:id="4" w:name="_Toc30709"/>
+      <w:bookmarkStart w:id="4" w:name="_Toc11625"/>
       <w:r>
         <w:rPr>
           <w:rFonts w:hint="eastAsia"/>
@@ -4900,7 +4847,7 @@
           <w:lang w:val="en-US" w:eastAsia="zh-CN"/>
         </w:rPr>
       </w:pPr>
-      <w:bookmarkStart w:id="5" w:name="_Toc26762"/>
+      <w:bookmarkStart w:id="5" w:name="_Toc11742"/>
       <w:r>
         <w:rPr>
           <w:rFonts w:hint="eastAsia"/>
@@ -5371,94 +5318,6 @@
           </w:p>
         </w:tc>
       </w:tr>
-      <w:tr>
-        <w:tblPrEx>
-          <w:tblBorders>
-            <w:top w:val="single" w:color="auto" w:sz="4" w:space="0"/>
-            <w:left w:val="single" w:color="auto" w:sz="4" w:space="0"/>
-            <w:bottom w:val="single" w:color="auto" w:sz="4" w:space="0"/>
-            <w:right w:val="single" w:color="auto" w:sz="4" w:space="0"/>
-            <w:insideH w:val="single" w:color="auto" w:sz="4" w:space="0"/>
-            <w:insideV w:val="single" w:color="auto" w:sz="4" w:space="0"/>
-          </w:tblBorders>
-          <w:tblCellMar>
-            <w:top w:w="0" w:type="dxa"/>
-            <w:left w:w="108" w:type="dxa"/>
-            <w:bottom w:w="0" w:type="dxa"/>
-            <w:right w:w="108" w:type="dxa"/>
-          </w:tblCellMar>
-        </w:tblPrEx>
-        <w:tc>
-          <w:tcPr>
-            <w:tcW w:w="4261" w:type="dxa"/>
-            <w:tcBorders>
-              <w:top w:val="single" w:color="9BBB59" w:sz="8" w:space="0"/>
-              <w:left w:val="single" w:color="9BBB59" w:sz="8" w:space="0"/>
-              <w:bottom w:val="single" w:color="9BBB59" w:sz="8" w:space="0"/>
-              <w:right w:val="dotted" w:color="auto" w:sz="4" w:space="0"/>
-            </w:tcBorders>
-            <w:shd w:val="clear" w:color="auto" w:fill="FFFFFF"/>
-          </w:tcPr>
-          <w:p>
-            <w:pPr>
-              <w:numPr>
-                <w:ilvl w:val="0"/>
-                <w:numId w:val="0"/>
-              </w:numPr>
-              <w:rPr>
-                <w:rFonts w:hint="default"/>
-                <w:color w:val="000000"/>
-                <w:vertAlign w:val="baseline"/>
-                <w:lang w:val="en-US" w:eastAsia="zh-CN"/>
-              </w:rPr>
-            </w:pPr>
-            <w:r>
-              <w:rPr>
-                <w:rFonts w:hint="eastAsia"/>
-                <w:color w:val="000000"/>
-                <w:vertAlign w:val="baseline"/>
-                <w:lang w:val="en-US" w:eastAsia="zh-CN"/>
-              </w:rPr>
-              <w:t>255</w:t>
-            </w:r>
-          </w:p>
-        </w:tc>
-        <w:tc>
-          <w:tcPr>
-            <w:tcW w:w="4261" w:type="dxa"/>
-            <w:tcBorders>
-              <w:top w:val="single" w:color="9BBB59" w:sz="8" w:space="0"/>
-              <w:left w:val="dotted" w:color="auto" w:sz="4" w:space="0"/>
-              <w:bottom w:val="single" w:color="9BBB59" w:sz="8" w:space="0"/>
-              <w:right w:val="single" w:color="9BBB59" w:sz="8" w:space="0"/>
-            </w:tcBorders>
-            <w:shd w:val="clear" w:color="auto" w:fill="FFFFFF"/>
-          </w:tcPr>
-          <w:p>
-            <w:pPr>
-              <w:numPr>
-                <w:ilvl w:val="0"/>
-                <w:numId w:val="0"/>
-              </w:numPr>
-              <w:rPr>
-                <w:rFonts w:hint="default"/>
-                <w:color w:val="000000"/>
-                <w:vertAlign w:val="baseline"/>
-                <w:lang w:val="en-US" w:eastAsia="zh-CN"/>
-              </w:rPr>
-            </w:pPr>
-            <w:r>
-              <w:rPr>
-                <w:rFonts w:hint="eastAsia"/>
-                <w:color w:val="000000"/>
-                <w:vertAlign w:val="baseline"/>
-                <w:lang w:val="en-US" w:eastAsia="zh-CN"/>
-              </w:rPr>
-              <w:t>拆分数据包</w:t>
-            </w:r>
-          </w:p>
-        </w:tc>
-      </w:tr>
     </w:tbl>
     <w:p>
       <w:pPr>
@@ -5473,7 +5332,7 @@
           <w:lang w:val="en-US" w:eastAsia="zh-CN"/>
         </w:rPr>
       </w:pPr>
-      <w:bookmarkStart w:id="6" w:name="_Toc9076"/>
+      <w:bookmarkStart w:id="6" w:name="_Toc27890"/>
       <w:r>
         <w:rPr>
           <w:rFonts w:hint="eastAsia"/>
@@ -5814,6 +5673,12 @@
             <w:insideV w:val="single" w:color="auto" w:sz="4" w:space="0"/>
           </w:tblBorders>
           <w:shd w:val="clear" w:color="auto" w:fill="auto"/>
+          <w:tblCellMar>
+            <w:top w:w="0" w:type="dxa"/>
+            <w:left w:w="108" w:type="dxa"/>
+            <w:bottom w:w="0" w:type="dxa"/>
+            <w:right w:w="108" w:type="dxa"/>
+          </w:tblCellMar>
         </w:tblPrEx>
         <w:tc>
           <w:tcPr>
@@ -5855,7 +5720,7 @@
           <w:lang w:val="en-US" w:eastAsia="zh-CN"/>
         </w:rPr>
       </w:pPr>
-      <w:bookmarkStart w:id="7" w:name="_Toc31209"/>
+      <w:bookmarkStart w:id="7" w:name="_Toc12617"/>
       <w:r>
         <w:rPr>
           <w:rFonts w:hint="eastAsia"/>
@@ -5947,12 +5812,6 @@
             <w:insideH w:val="single" w:color="auto" w:sz="4" w:space="0"/>
             <w:insideV w:val="single" w:color="auto" w:sz="4" w:space="0"/>
           </w:tblBorders>
-          <w:tblCellMar>
-            <w:top w:w="0" w:type="dxa"/>
-            <w:left w:w="108" w:type="dxa"/>
-            <w:bottom w:w="0" w:type="dxa"/>
-            <w:right w:w="108" w:type="dxa"/>
-          </w:tblCellMar>
         </w:tblPrEx>
         <w:tc>
           <w:tcPr>
@@ -6319,7 +6178,7 @@
           <w:lang w:val="en-US" w:eastAsia="zh-CN"/>
         </w:rPr>
       </w:pPr>
-      <w:bookmarkStart w:id="8" w:name="_Toc6496"/>
+      <w:bookmarkStart w:id="8" w:name="_Toc22200"/>
       <w:r>
         <w:rPr>
           <w:rFonts w:hint="eastAsia"/>
@@ -6832,7 +6691,7 @@
           <w:lang w:val="en-US" w:eastAsia="zh-CN"/>
         </w:rPr>
       </w:pPr>
-      <w:bookmarkStart w:id="9" w:name="_Toc26921"/>
+      <w:bookmarkStart w:id="9" w:name="_Toc27008"/>
       <w:r>
         <w:rPr>
           <w:rFonts w:hint="eastAsia"/>
@@ -6919,442 +6778,6 @@
             <w:insideH w:val="single" w:color="auto" w:sz="4" w:space="0"/>
             <w:insideV w:val="single" w:color="auto" w:sz="4" w:space="0"/>
           </w:tblBorders>
-        </w:tblPrEx>
-        <w:tc>
-          <w:tcPr>
-            <w:tcW w:w="8522" w:type="dxa"/>
-          </w:tcPr>
-          <w:p>
-            <w:pPr>
-              <w:rPr>
-                <w:rFonts w:hint="default"/>
-                <w:lang w:val="en-US" w:eastAsia="zh-CN"/>
-              </w:rPr>
-            </w:pPr>
-            <w:r>
-              <w:rPr>
-                <w:rFonts w:hint="default"/>
-                <w:lang w:val="en-US" w:eastAsia="zh-CN"/>
-              </w:rPr>
-              <w:t>[4字节]</w:t>
-            </w:r>
-            <w:r>
-              <w:rPr>
-                <w:rFonts w:hint="eastAsia"/>
-                <w:lang w:val="en-US" w:eastAsia="zh-CN"/>
-              </w:rPr>
-              <w:tab/>
-            </w:r>
-            <w:r>
-              <w:rPr>
-                <w:rFonts w:hint="default"/>
-                <w:lang w:val="en-US" w:eastAsia="zh-CN"/>
-              </w:rPr>
-              <w:t>[1字节]</w:t>
-            </w:r>
-            <w:r>
-              <w:rPr>
-                <w:rFonts w:hint="eastAsia"/>
-                <w:lang w:val="en-US" w:eastAsia="zh-CN"/>
-              </w:rPr>
-              <w:tab/>
-            </w:r>
-            <w:r>
-              <w:rPr>
-                <w:rFonts w:hint="default"/>
-                <w:lang w:val="en-US" w:eastAsia="zh-CN"/>
-              </w:rPr>
-              <w:t>[16字节]</w:t>
-            </w:r>
-            <w:r>
-              <w:rPr>
-                <w:rFonts w:hint="eastAsia"/>
-                <w:lang w:val="en-US" w:eastAsia="zh-CN"/>
-              </w:rPr>
-              <w:tab/>
-            </w:r>
-            <w:r>
-              <w:rPr>
-                <w:rFonts w:hint="eastAsia"/>
-                <w:lang w:val="en-US" w:eastAsia="zh-CN"/>
-              </w:rPr>
-              <w:tab/>
-            </w:r>
-            <w:r>
-              <w:rPr>
-                <w:rFonts w:hint="default"/>
-                <w:lang w:val="en-US" w:eastAsia="zh-CN"/>
-              </w:rPr>
-              <w:t xml:space="preserve">[1字节]  </w:t>
-            </w:r>
-          </w:p>
-          <w:p>
-            <w:pPr>
-              <w:rPr>
-                <w:rFonts w:hint="default"/>
-                <w:lang w:val="en-US" w:eastAsia="zh-CN"/>
-              </w:rPr>
-            </w:pPr>
-            <w:r>
-              <w:rPr>
-                <w:rFonts w:hint="default"/>
-                <w:lang w:val="en-US" w:eastAsia="zh-CN"/>
-              </w:rPr>
-              <w:t>包长度</w:t>
-            </w:r>
-            <w:r>
-              <w:rPr>
-                <w:rFonts w:hint="eastAsia"/>
-                <w:lang w:val="en-US" w:eastAsia="zh-CN"/>
-              </w:rPr>
-              <w:tab/>
-            </w:r>
-            <w:r>
-              <w:rPr>
-                <w:rFonts w:hint="default"/>
-                <w:lang w:val="en-US" w:eastAsia="zh-CN"/>
-              </w:rPr>
-              <w:t>包类型</w:t>
-            </w:r>
-            <w:r>
-              <w:rPr>
-                <w:rFonts w:hint="eastAsia"/>
-                <w:lang w:val="en-US" w:eastAsia="zh-CN"/>
-              </w:rPr>
-              <w:tab/>
-            </w:r>
-            <w:r>
-              <w:rPr>
-                <w:rFonts w:hint="default"/>
-                <w:lang w:val="en-US" w:eastAsia="zh-CN"/>
-              </w:rPr>
-              <w:t>命令编号</w:t>
-            </w:r>
-            <w:r>
-              <w:rPr>
-                <w:rFonts w:hint="eastAsia"/>
-                <w:lang w:val="en-US" w:eastAsia="zh-CN"/>
-              </w:rPr>
-              <w:tab/>
-            </w:r>
-            <w:r>
-              <w:rPr>
-                <w:rFonts w:hint="default"/>
-                <w:lang w:val="en-US" w:eastAsia="zh-CN"/>
-              </w:rPr>
-              <w:t>返回码(0代表成功，其他代表失败)</w:t>
-            </w:r>
-          </w:p>
-          <w:p>
-            <w:pPr>
-              <w:rPr>
-                <w:rFonts w:hint="default"/>
-                <w:lang w:val="en-US" w:eastAsia="zh-CN"/>
-              </w:rPr>
-            </w:pPr>
-            <w:r>
-              <w:rPr>
-                <w:rFonts w:hint="default"/>
-                <w:lang w:val="en-US" w:eastAsia="zh-CN"/>
-              </w:rPr>
-              <w:t xml:space="preserve">                                成功：[1字节]  [n字节]     [n字节]</w:t>
-            </w:r>
-          </w:p>
-          <w:p>
-            <w:pPr>
-              <w:rPr>
-                <w:rFonts w:hint="default"/>
-                <w:lang w:val="en-US" w:eastAsia="zh-CN"/>
-              </w:rPr>
-            </w:pPr>
-            <w:r>
-              <w:rPr>
-                <w:rFonts w:hint="default"/>
-                <w:lang w:val="en-US" w:eastAsia="zh-CN"/>
-              </w:rPr>
-              <w:t xml:space="preserve">                                     类名长度 类名(A.B.C) 类内容(JSON)</w:t>
-            </w:r>
-          </w:p>
-          <w:p>
-            <w:pPr>
-              <w:rPr>
-                <w:rFonts w:hint="default"/>
-                <w:lang w:val="en-US" w:eastAsia="zh-CN"/>
-              </w:rPr>
-            </w:pPr>
-            <w:r>
-              <w:rPr>
-                <w:rFonts w:hint="default"/>
-                <w:lang w:val="en-US" w:eastAsia="zh-CN"/>
-              </w:rPr>
-              <w:t xml:space="preserve">                                失败：[n字节]    </w:t>
-            </w:r>
-          </w:p>
-          <w:p>
-            <w:pPr>
-              <w:rPr>
-                <w:rFonts w:hint="default"/>
-                <w:lang w:val="en-US" w:eastAsia="zh-CN"/>
-              </w:rPr>
-            </w:pPr>
-            <w:r>
-              <w:rPr>
-                <w:rFonts w:hint="default"/>
-                <w:lang w:val="en-US" w:eastAsia="zh-CN"/>
-              </w:rPr>
-              <w:t xml:space="preserve">                                     错误消息(字符串)</w:t>
-            </w:r>
-          </w:p>
-          <w:p>
-            <w:pPr>
-              <w:rPr>
-                <w:rFonts w:hint="default"/>
-                <w:color w:val="000000"/>
-                <w:vertAlign w:val="baseline"/>
-                <w:lang w:val="en-US" w:eastAsia="zh-CN"/>
-              </w:rPr>
-            </w:pPr>
-            <w:r>
-              <w:rPr>
-                <w:rFonts w:hint="default"/>
-                <w:color w:val="000000"/>
-                <w:vertAlign w:val="baseline"/>
-                <w:lang w:val="en-US" w:eastAsia="zh-CN"/>
-              </w:rPr>
-              <w:t>|</w:t>
-            </w:r>
-            <w:r>
-              <w:rPr>
-                <w:rFonts w:hint="eastAsia"/>
-                <w:color w:val="000000"/>
-                <w:vertAlign w:val="baseline"/>
-                <w:lang w:val="en-US" w:eastAsia="zh-CN"/>
-              </w:rPr>
-              <w:t>---------</w:t>
-            </w:r>
-            <w:r>
-              <w:rPr>
-                <w:rFonts w:hint="default"/>
-                <w:color w:val="000000"/>
-                <w:vertAlign w:val="baseline"/>
-                <w:lang w:val="en-US" w:eastAsia="zh-CN"/>
-              </w:rPr>
-              <w:t>包</w:t>
-            </w:r>
-            <w:r>
-              <w:rPr>
-                <w:rFonts w:hint="eastAsia"/>
-                <w:color w:val="000000"/>
-                <w:vertAlign w:val="baseline"/>
-                <w:lang w:val="en-US" w:eastAsia="zh-CN"/>
-              </w:rPr>
-              <w:t>头</w:t>
-            </w:r>
-            <w:r>
-              <w:rPr>
-                <w:rFonts w:hint="default"/>
-                <w:color w:val="000000"/>
-                <w:vertAlign w:val="baseline"/>
-                <w:lang w:val="en-US" w:eastAsia="zh-CN"/>
-              </w:rPr>
-              <w:t>-</w:t>
-            </w:r>
-            <w:r>
-              <w:rPr>
-                <w:rFonts w:hint="eastAsia"/>
-                <w:color w:val="000000"/>
-                <w:vertAlign w:val="baseline"/>
-                <w:lang w:val="en-US" w:eastAsia="zh-CN"/>
-              </w:rPr>
-              <w:t>---</w:t>
-            </w:r>
-            <w:r>
-              <w:rPr>
-                <w:rFonts w:hint="default"/>
-                <w:color w:val="000000"/>
-                <w:vertAlign w:val="baseline"/>
-                <w:lang w:val="en-US" w:eastAsia="zh-CN"/>
-              </w:rPr>
-              <w:t>--</w:t>
-            </w:r>
-            <w:r>
-              <w:rPr>
-                <w:rFonts w:hint="eastAsia"/>
-                <w:color w:val="000000"/>
-                <w:vertAlign w:val="baseline"/>
-                <w:lang w:val="en-US" w:eastAsia="zh-CN"/>
-              </w:rPr>
-              <w:t>-</w:t>
-            </w:r>
-            <w:r>
-              <w:rPr>
-                <w:rFonts w:hint="default"/>
-                <w:color w:val="000000"/>
-                <w:vertAlign w:val="baseline"/>
-                <w:lang w:val="en-US" w:eastAsia="zh-CN"/>
-              </w:rPr>
-              <w:t>|-----</w:t>
-            </w:r>
-            <w:r>
-              <w:rPr>
-                <w:rFonts w:hint="eastAsia"/>
-                <w:color w:val="000000"/>
-                <w:vertAlign w:val="baseline"/>
-                <w:lang w:val="en-US" w:eastAsia="zh-CN"/>
-              </w:rPr>
-              <w:t>---------------------------------</w:t>
-            </w:r>
-            <w:r>
-              <w:rPr>
-                <w:rFonts w:hint="default"/>
-                <w:color w:val="000000"/>
-                <w:vertAlign w:val="baseline"/>
-                <w:lang w:val="en-US" w:eastAsia="zh-CN"/>
-              </w:rPr>
-              <w:t>包内容---</w:t>
-            </w:r>
-            <w:r>
-              <w:rPr>
-                <w:rFonts w:hint="eastAsia"/>
-                <w:color w:val="000000"/>
-                <w:vertAlign w:val="baseline"/>
-                <w:lang w:val="en-US" w:eastAsia="zh-CN"/>
-              </w:rPr>
-              <w:t>-----------------</w:t>
-            </w:r>
-            <w:r>
-              <w:rPr>
-                <w:rFonts w:hint="default"/>
-                <w:color w:val="000000"/>
-                <w:vertAlign w:val="baseline"/>
-                <w:lang w:val="en-US" w:eastAsia="zh-CN"/>
-              </w:rPr>
-              <w:t>-</w:t>
-            </w:r>
-            <w:r>
-              <w:rPr>
-                <w:rFonts w:hint="eastAsia"/>
-                <w:color w:val="000000"/>
-                <w:vertAlign w:val="baseline"/>
-                <w:lang w:val="en-US" w:eastAsia="zh-CN"/>
-              </w:rPr>
-              <w:t>-------</w:t>
-            </w:r>
-            <w:r>
-              <w:rPr>
-                <w:rFonts w:hint="default"/>
-                <w:color w:val="000000"/>
-                <w:vertAlign w:val="baseline"/>
-                <w:lang w:val="en-US" w:eastAsia="zh-CN"/>
-              </w:rPr>
-              <w:t>-----|</w:t>
-            </w:r>
-          </w:p>
-        </w:tc>
-      </w:tr>
-    </w:tbl>
-    <w:p>
-      <w:pPr>
-        <w:pStyle w:val="3"/>
-        <w:numPr>
-          <w:ilvl w:val="0"/>
-          <w:numId w:val="3"/>
-        </w:numPr>
-        <w:bidi w:val="0"/>
-        <w:rPr>
-          <w:rFonts w:hint="default"/>
-          <w:lang w:val="en-US" w:eastAsia="zh-CN"/>
-        </w:rPr>
-      </w:pPr>
-      <w:bookmarkStart w:id="10" w:name="_Toc27442"/>
-      <w:r>
-        <w:rPr>
-          <w:rFonts w:hint="eastAsia"/>
-          <w:color w:val="000000"/>
-          <w:vertAlign w:val="baseline"/>
-          <w:lang w:val="en-US" w:eastAsia="zh-CN"/>
-        </w:rPr>
-        <w:t>拆分数据包</w:t>
-      </w:r>
-      <w:bookmarkEnd w:id="10"/>
-    </w:p>
-    <w:p>
-      <w:pPr>
-        <w:ind w:firstLine="420" w:firstLineChars="0"/>
-        <w:rPr>
-          <w:rFonts w:hint="eastAsia"/>
-          <w:color w:val="000000"/>
-          <w:vertAlign w:val="baseline"/>
-          <w:lang w:val="en-US" w:eastAsia="zh-CN"/>
-        </w:rPr>
-      </w:pPr>
-      <w:r>
-        <w:rPr>
-          <w:rFonts w:hint="eastAsia"/>
-          <w:color w:val="000000"/>
-          <w:vertAlign w:val="baseline"/>
-          <w:lang w:val="en-US" w:eastAsia="zh-CN"/>
-        </w:rPr>
-        <w:t>当要传输的内容大于单个数据包允许的最大长度时，就需要对数据包进行拆分，分成多个拆分数据包依次发送。</w:t>
-      </w:r>
-    </w:p>
-    <w:p>
-      <w:pPr>
-        <w:rPr>
-          <w:rFonts w:hint="eastAsia"/>
-          <w:b/>
-          <w:bCs/>
-          <w:color w:val="000000"/>
-          <w:vertAlign w:val="baseline"/>
-          <w:lang w:val="en-US" w:eastAsia="zh-CN"/>
-        </w:rPr>
-      </w:pPr>
-      <w:r>
-        <w:rPr>
-          <w:rFonts w:hint="eastAsia"/>
-          <w:b/>
-          <w:bCs/>
-          <w:color w:val="000000"/>
-          <w:vertAlign w:val="baseline"/>
-          <w:lang w:val="en-US" w:eastAsia="zh-CN"/>
-        </w:rPr>
-        <w:t>拆分数据包结构：</w:t>
-      </w:r>
-    </w:p>
-    <w:tbl>
-      <w:tblPr>
-        <w:tblStyle w:val="12"/>
-        <w:tblW w:w="0" w:type="auto"/>
-        <w:tblInd w:w="0" w:type="dxa"/>
-        <w:tblBorders>
-          <w:top w:val="single" w:color="auto" w:sz="4" w:space="0"/>
-          <w:left w:val="single" w:color="auto" w:sz="4" w:space="0"/>
-          <w:bottom w:val="single" w:color="auto" w:sz="4" w:space="0"/>
-          <w:right w:val="single" w:color="auto" w:sz="4" w:space="0"/>
-          <w:insideH w:val="single" w:color="auto" w:sz="4" w:space="0"/>
-          <w:insideV w:val="single" w:color="auto" w:sz="4" w:space="0"/>
-        </w:tblBorders>
-        <w:tblLayout w:type="autofit"/>
-        <w:tblCellMar>
-          <w:top w:w="0" w:type="dxa"/>
-          <w:left w:w="108" w:type="dxa"/>
-          <w:bottom w:w="0" w:type="dxa"/>
-          <w:right w:w="108" w:type="dxa"/>
-        </w:tblCellMar>
-      </w:tblPr>
-      <w:tblGrid>
-        <w:gridCol w:w="8522"/>
-      </w:tblGrid>
-      <w:tr>
-        <w:tblPrEx>
-          <w:tblBorders>
-            <w:top w:val="single" w:color="auto" w:sz="4" w:space="0"/>
-            <w:left w:val="single" w:color="auto" w:sz="4" w:space="0"/>
-            <w:bottom w:val="single" w:color="auto" w:sz="4" w:space="0"/>
-            <w:right w:val="single" w:color="auto" w:sz="4" w:space="0"/>
-            <w:insideH w:val="single" w:color="auto" w:sz="4" w:space="0"/>
-            <w:insideV w:val="single" w:color="auto" w:sz="4" w:space="0"/>
-          </w:tblBorders>
           <w:tblCellMar>
             <w:top w:w="0" w:type="dxa"/>
             <w:left w:w="108" w:type="dxa"/>
@@ -7370,20 +6793,12 @@
             <w:pPr>
               <w:rPr>
                 <w:rFonts w:hint="default"/>
-                <w:b w:val="0"/>
-                <w:bCs w:val="0"/>
-                <w:color w:val="000000"/>
-                <w:vertAlign w:val="baseline"/>
-                <w:lang w:val="en-US" w:eastAsia="zh-CN"/>
-              </w:rPr>
-            </w:pPr>
-            <w:r>
-              <w:rPr>
-                <w:rFonts w:hint="default"/>
-                <w:b w:val="0"/>
-                <w:bCs w:val="0"/>
-                <w:color w:val="000000"/>
-                <w:vertAlign w:val="baseline"/>
+                <w:lang w:val="en-US" w:eastAsia="zh-CN"/>
+              </w:rPr>
+            </w:pPr>
+            <w:r>
+              <w:rPr>
+                <w:rFonts w:hint="default"/>
                 <w:lang w:val="en-US" w:eastAsia="zh-CN"/>
               </w:rPr>
               <w:t>[4字节]</w:t>
@@ -7391,10 +6806,6 @@
             <w:r>
               <w:rPr>
                 <w:rFonts w:hint="eastAsia"/>
-                <w:b w:val="0"/>
-                <w:bCs w:val="0"/>
-                <w:color w:val="000000"/>
-                <w:vertAlign w:val="baseline"/>
                 <w:lang w:val="en-US" w:eastAsia="zh-CN"/>
               </w:rPr>
               <w:tab/>
@@ -7402,10 +6813,6 @@
             <w:r>
               <w:rPr>
                 <w:rFonts w:hint="default"/>
-                <w:b w:val="0"/>
-                <w:bCs w:val="0"/>
-                <w:color w:val="000000"/>
-                <w:vertAlign w:val="baseline"/>
                 <w:lang w:val="en-US" w:eastAsia="zh-CN"/>
               </w:rPr>
               <w:t>[1字节]</w:t>
@@ -7413,10 +6820,6 @@
             <w:r>
               <w:rPr>
                 <w:rFonts w:hint="eastAsia"/>
-                <w:b w:val="0"/>
-                <w:bCs w:val="0"/>
-                <w:color w:val="000000"/>
-                <w:vertAlign w:val="baseline"/>
                 <w:lang w:val="en-US" w:eastAsia="zh-CN"/>
               </w:rPr>
               <w:tab/>
@@ -7424,21 +6827,13 @@
             <w:r>
               <w:rPr>
                 <w:rFonts w:hint="default"/>
-                <w:b w:val="0"/>
-                <w:bCs w:val="0"/>
-                <w:color w:val="000000"/>
-                <w:vertAlign w:val="baseline"/>
-                <w:lang w:val="en-US" w:eastAsia="zh-CN"/>
-              </w:rPr>
-              <w:t>[4字节|0字节]</w:t>
-            </w:r>
-            <w:r>
-              <w:rPr>
-                <w:rFonts w:hint="eastAsia"/>
-                <w:b w:val="0"/>
-                <w:bCs w:val="0"/>
-                <w:color w:val="000000"/>
-                <w:vertAlign w:val="baseline"/>
+                <w:lang w:val="en-US" w:eastAsia="zh-CN"/>
+              </w:rPr>
+              <w:t>[16字节]</w:t>
+            </w:r>
+            <w:r>
+              <w:rPr>
+                <w:rFonts w:hint="eastAsia"/>
                 <w:lang w:val="en-US" w:eastAsia="zh-CN"/>
               </w:rPr>
               <w:tab/>
@@ -7446,179 +6841,133 @@
             <w:r>
               <w:rPr>
                 <w:rFonts w:hint="eastAsia"/>
-                <w:b w:val="0"/>
-                <w:bCs w:val="0"/>
-                <w:color w:val="000000"/>
-                <w:vertAlign w:val="baseline"/>
                 <w:lang w:val="en-US" w:eastAsia="zh-CN"/>
               </w:rPr>
               <w:tab/>
             </w:r>
             <w:r>
               <w:rPr>
-                <w:rFonts w:hint="eastAsia"/>
-                <w:b w:val="0"/>
-                <w:bCs w:val="0"/>
-                <w:color w:val="000000"/>
-                <w:vertAlign w:val="baseline"/>
+                <w:rFonts w:hint="default"/>
+                <w:lang w:val="en-US" w:eastAsia="zh-CN"/>
+              </w:rPr>
+              <w:t xml:space="preserve">[1字节]  </w:t>
+            </w:r>
+          </w:p>
+          <w:p>
+            <w:pPr>
+              <w:rPr>
+                <w:rFonts w:hint="default"/>
+                <w:lang w:val="en-US" w:eastAsia="zh-CN"/>
+              </w:rPr>
+            </w:pPr>
+            <w:r>
+              <w:rPr>
+                <w:rFonts w:hint="default"/>
+                <w:lang w:val="en-US" w:eastAsia="zh-CN"/>
+              </w:rPr>
+              <w:t>包长度</w:t>
+            </w:r>
+            <w:r>
+              <w:rPr>
+                <w:rFonts w:hint="eastAsia"/>
                 <w:lang w:val="en-US" w:eastAsia="zh-CN"/>
               </w:rPr>
               <w:tab/>
             </w:r>
             <w:r>
               <w:rPr>
-                <w:rFonts w:hint="eastAsia"/>
-                <w:b w:val="0"/>
-                <w:bCs w:val="0"/>
-                <w:color w:val="000000"/>
-                <w:vertAlign w:val="baseline"/>
+                <w:rFonts w:hint="default"/>
+                <w:lang w:val="en-US" w:eastAsia="zh-CN"/>
+              </w:rPr>
+              <w:t>包类型</w:t>
+            </w:r>
+            <w:r>
+              <w:rPr>
+                <w:rFonts w:hint="eastAsia"/>
                 <w:lang w:val="en-US" w:eastAsia="zh-CN"/>
               </w:rPr>
               <w:tab/>
             </w:r>
             <w:r>
               <w:rPr>
-                <w:rFonts w:hint="eastAsia"/>
-                <w:b w:val="0"/>
-                <w:bCs w:val="0"/>
-                <w:color w:val="000000"/>
-                <w:vertAlign w:val="baseline"/>
+                <w:rFonts w:hint="default"/>
+                <w:lang w:val="en-US" w:eastAsia="zh-CN"/>
+              </w:rPr>
+              <w:t>命令编号</w:t>
+            </w:r>
+            <w:r>
+              <w:rPr>
+                <w:rFonts w:hint="eastAsia"/>
                 <w:lang w:val="en-US" w:eastAsia="zh-CN"/>
               </w:rPr>
               <w:tab/>
             </w:r>
             <w:r>
               <w:rPr>
-                <w:rFonts w:hint="eastAsia"/>
-                <w:b w:val="0"/>
-                <w:bCs w:val="0"/>
-                <w:color w:val="000000"/>
-                <w:vertAlign w:val="baseline"/>
-                <w:lang w:val="en-US" w:eastAsia="zh-CN"/>
-              </w:rPr>
-              <w:tab/>
-            </w:r>
-            <w:r>
-              <w:rPr>
-                <w:rFonts w:hint="eastAsia"/>
-                <w:b w:val="0"/>
-                <w:bCs w:val="0"/>
-                <w:color w:val="000000"/>
-                <w:vertAlign w:val="baseline"/>
-                <w:lang w:val="en-US" w:eastAsia="zh-CN"/>
-              </w:rPr>
-              <w:tab/>
-            </w:r>
-            <w:r>
-              <w:rPr>
-                <w:rFonts w:hint="eastAsia"/>
-                <w:b w:val="0"/>
-                <w:bCs w:val="0"/>
-                <w:color w:val="000000"/>
-                <w:vertAlign w:val="baseline"/>
-                <w:lang w:val="en-US" w:eastAsia="zh-CN"/>
-              </w:rPr>
-              <w:tab/>
-            </w:r>
-            <w:r>
-              <w:rPr>
-                <w:rFonts w:hint="default"/>
-                <w:b w:val="0"/>
-                <w:bCs w:val="0"/>
-                <w:color w:val="000000"/>
-                <w:vertAlign w:val="baseline"/>
-                <w:lang w:val="en-US" w:eastAsia="zh-CN"/>
-              </w:rPr>
-              <w:t>[n字节]</w:t>
-            </w:r>
-          </w:p>
-          <w:p>
-            <w:pPr>
-              <w:rPr>
-                <w:rFonts w:hint="default"/>
-                <w:b w:val="0"/>
-                <w:bCs w:val="0"/>
-                <w:color w:val="000000"/>
-                <w:vertAlign w:val="baseline"/>
-                <w:lang w:val="en-US" w:eastAsia="zh-CN"/>
-              </w:rPr>
-            </w:pPr>
-            <w:r>
-              <w:rPr>
-                <w:rFonts w:hint="default"/>
-                <w:b w:val="0"/>
-                <w:bCs w:val="0"/>
-                <w:color w:val="000000"/>
-                <w:vertAlign w:val="baseline"/>
-                <w:lang w:val="en-US" w:eastAsia="zh-CN"/>
-              </w:rPr>
-              <w:t>包长度</w:t>
-            </w:r>
-            <w:r>
-              <w:rPr>
-                <w:rFonts w:hint="eastAsia"/>
-                <w:b w:val="0"/>
-                <w:bCs w:val="0"/>
-                <w:color w:val="000000"/>
-                <w:vertAlign w:val="baseline"/>
-                <w:lang w:val="en-US" w:eastAsia="zh-CN"/>
-              </w:rPr>
-              <w:tab/>
-            </w:r>
-            <w:r>
-              <w:rPr>
-                <w:rFonts w:hint="default"/>
-                <w:b w:val="0"/>
-                <w:bCs w:val="0"/>
-                <w:color w:val="000000"/>
-                <w:vertAlign w:val="baseline"/>
-                <w:lang w:val="en-US" w:eastAsia="zh-CN"/>
-              </w:rPr>
-              <w:t>包类型</w:t>
-            </w:r>
-            <w:r>
-              <w:rPr>
-                <w:rFonts w:hint="eastAsia"/>
-                <w:b w:val="0"/>
-                <w:bCs w:val="0"/>
-                <w:color w:val="000000"/>
-                <w:vertAlign w:val="baseline"/>
-                <w:lang w:val="en-US" w:eastAsia="zh-CN"/>
-              </w:rPr>
-              <w:tab/>
-            </w:r>
-            <w:r>
-              <w:rPr>
-                <w:rFonts w:hint="default"/>
-                <w:b w:val="0"/>
-                <w:bCs w:val="0"/>
-                <w:color w:val="000000"/>
-                <w:vertAlign w:val="baseline"/>
-                <w:lang w:val="en-US" w:eastAsia="zh-CN"/>
-              </w:rPr>
-              <w:t>原始包长度，第一个拆分包才有4个字节的长度</w:t>
-            </w:r>
-            <w:r>
-              <w:rPr>
-                <w:rFonts w:hint="eastAsia"/>
-                <w:b w:val="0"/>
-                <w:bCs w:val="0"/>
-                <w:color w:val="000000"/>
-                <w:vertAlign w:val="baseline"/>
-                <w:lang w:val="en-US" w:eastAsia="zh-CN"/>
-              </w:rPr>
-              <w:tab/>
-            </w:r>
-            <w:r>
-              <w:rPr>
-                <w:rFonts w:hint="default"/>
-                <w:b w:val="0"/>
-                <w:bCs w:val="0"/>
-                <w:color w:val="000000"/>
-                <w:vertAlign w:val="baseline"/>
-                <w:lang w:val="en-US" w:eastAsia="zh-CN"/>
-              </w:rPr>
-              <w:t>类内容(Byte Array)</w:t>
+                <w:rFonts w:hint="default"/>
+                <w:lang w:val="en-US" w:eastAsia="zh-CN"/>
+              </w:rPr>
+              <w:t>返回码(0代表成功，其他代表失败)</w:t>
+            </w:r>
+          </w:p>
+          <w:p>
+            <w:pPr>
+              <w:rPr>
+                <w:rFonts w:hint="default"/>
+                <w:lang w:val="en-US" w:eastAsia="zh-CN"/>
+              </w:rPr>
+            </w:pPr>
+            <w:r>
+              <w:rPr>
+                <w:rFonts w:hint="default"/>
+                <w:lang w:val="en-US" w:eastAsia="zh-CN"/>
+              </w:rPr>
+              <w:t xml:space="preserve">                                成功：[1字节]  [n字节]     [n字节]</w:t>
+            </w:r>
+          </w:p>
+          <w:p>
+            <w:pPr>
+              <w:rPr>
+                <w:rFonts w:hint="default"/>
+                <w:lang w:val="en-US" w:eastAsia="zh-CN"/>
+              </w:rPr>
+            </w:pPr>
+            <w:r>
+              <w:rPr>
+                <w:rFonts w:hint="default"/>
+                <w:lang w:val="en-US" w:eastAsia="zh-CN"/>
+              </w:rPr>
+              <w:t xml:space="preserve">                                     类名长度 类名(A.B.C) 类内容(JSON)</w:t>
+            </w:r>
+          </w:p>
+          <w:p>
+            <w:pPr>
+              <w:rPr>
+                <w:rFonts w:hint="default"/>
+                <w:lang w:val="en-US" w:eastAsia="zh-CN"/>
+              </w:rPr>
+            </w:pPr>
+            <w:r>
+              <w:rPr>
+                <w:rFonts w:hint="default"/>
+                <w:lang w:val="en-US" w:eastAsia="zh-CN"/>
+              </w:rPr>
+              <w:t xml:space="preserve">                                失败：[n字节]    </w:t>
+            </w:r>
+          </w:p>
+          <w:p>
+            <w:pPr>
+              <w:rPr>
+                <w:rFonts w:hint="default"/>
+                <w:lang w:val="en-US" w:eastAsia="zh-CN"/>
+              </w:rPr>
+            </w:pPr>
+            <w:r>
+              <w:rPr>
+                <w:rFonts w:hint="default"/>
+                <w:lang w:val="en-US" w:eastAsia="zh-CN"/>
+              </w:rPr>
+              <w:t xml:space="preserve">                                     错误消息(字符串)</w:t>
             </w:r>
           </w:p>
           <w:p>
@@ -7782,7 +7131,7 @@
           <w:lang w:val="en-US" w:eastAsia="zh-CN"/>
         </w:rPr>
       </w:pPr>
-      <w:bookmarkStart w:id="11" w:name="_Toc23833"/>
+      <w:bookmarkStart w:id="10" w:name="_Toc22684"/>
       <w:r>
         <w:rPr>
           <w:rFonts w:hint="eastAsia"/>
@@ -7790,7 +7139,7 @@
         </w:rPr>
         <w:t>压缩与加密</w:t>
       </w:r>
-      <w:bookmarkEnd w:id="11"/>
+      <w:bookmarkEnd w:id="10"/>
     </w:p>
     <w:p>
       <w:pPr>
@@ -7805,7 +7154,7 @@
           <w:lang w:val="en-US" w:eastAsia="zh-CN"/>
         </w:rPr>
       </w:pPr>
-      <w:bookmarkStart w:id="12" w:name="_Toc31444"/>
+      <w:bookmarkStart w:id="11" w:name="_Toc17119"/>
       <w:r>
         <w:rPr>
           <w:rFonts w:hint="eastAsia"/>
@@ -7813,7 +7162,7 @@
         </w:rPr>
         <w:t>压缩</w:t>
       </w:r>
-      <w:bookmarkEnd w:id="12"/>
+      <w:bookmarkEnd w:id="11"/>
     </w:p>
     <w:p>
       <w:pPr>
@@ -8272,7 +7621,7 @@
           <w:lang w:val="en-US" w:eastAsia="zh-CN"/>
         </w:rPr>
       </w:pPr>
-      <w:bookmarkStart w:id="13" w:name="_Toc29956"/>
+      <w:bookmarkStart w:id="12" w:name="_Toc4993"/>
       <w:r>
         <w:rPr>
           <w:rFonts w:hint="eastAsia"/>
@@ -8280,7 +7629,7 @@
         </w:rPr>
         <w:t>加密</w:t>
       </w:r>
-      <w:bookmarkEnd w:id="13"/>
+      <w:bookmarkEnd w:id="12"/>
     </w:p>
     <w:p>
       <w:pPr>
@@ -8294,7 +7643,7 @@
           <w:rFonts w:hint="eastAsia"/>
           <w:lang w:val="en-US" w:eastAsia="zh-CN"/>
         </w:rPr>
-        <w:t>如果启用了加密，则双方在握手命令处理完毕后，所有的数据包都会被加密。加密的内容是不包含包长度前4个字节的后面全部数据。前4个字节为加密后包的长度。加密方法为DES，使用ECB模式，PKCS7填充方式。密码为通讯密码的MD5值的前8个字节。</w:t>
+        <w:t>如果启用了加密，则双方在握手命令处理完毕后，所有的数据包都会被加密。加密的内容是不包含包长度前4个字节的后面全部数据。前4个字节为加密后包的长度。加密方法在连接时指定，如果不指定则默认加密方法为DES，使用ECB模式，PKCS7填充方式。密码为通讯密码的MD5值的前n个字节。如果是DES，密码取前8个字节。如果是AES，密码取前16个字节。</w:t>
       </w:r>
     </w:p>
     <w:tbl>
@@ -8606,7 +7955,7 @@
                 <w:vertAlign w:val="baseline"/>
                 <w:lang w:val="en-US" w:eastAsia="zh-CN"/>
               </w:rPr>
-              <w:t>↓ DES加密</w:t>
+              <w:t>↓</w:t>
             </w:r>
           </w:p>
           <w:p>
@@ -8723,7 +8072,7 @@
           <w:lang w:val="en-US" w:eastAsia="zh-CN"/>
         </w:rPr>
       </w:pPr>
-      <w:bookmarkStart w:id="14" w:name="_Toc17217"/>
+      <w:bookmarkStart w:id="13" w:name="_Toc4304"/>
       <w:r>
         <w:rPr>
           <w:rFonts w:hint="eastAsia"/>
@@ -8731,7 +8080,7 @@
         </w:rPr>
         <w:t>命令与指令集</w:t>
       </w:r>
-      <w:bookmarkEnd w:id="14"/>
+      <w:bookmarkEnd w:id="13"/>
     </w:p>
     <w:p>
       <w:pPr>
@@ -8746,7 +8095,7 @@
           <w:lang w:val="en-US" w:eastAsia="zh-CN"/>
         </w:rPr>
       </w:pPr>
-      <w:bookmarkStart w:id="15" w:name="_Toc15697"/>
+      <w:bookmarkStart w:id="14" w:name="_Toc13039"/>
       <w:r>
         <w:rPr>
           <w:rFonts w:hint="eastAsia"/>
@@ -8754,7 +8103,7 @@
         </w:rPr>
         <w:t>命令</w:t>
       </w:r>
-      <w:bookmarkEnd w:id="15"/>
+      <w:bookmarkEnd w:id="14"/>
     </w:p>
     <w:p>
       <w:pPr>
@@ -8809,7 +8158,7 @@
           <w:lang w:val="en-US" w:eastAsia="zh-CN"/>
         </w:rPr>
       </w:pPr>
-      <w:bookmarkStart w:id="16" w:name="_Toc3894"/>
+      <w:bookmarkStart w:id="15" w:name="_Toc1884"/>
       <w:r>
         <w:rPr>
           <w:rFonts w:hint="eastAsia"/>
@@ -8817,7 +8166,7 @@
         </w:rPr>
         <w:t>指令集</w:t>
       </w:r>
-      <w:bookmarkEnd w:id="16"/>
+      <w:bookmarkEnd w:id="15"/>
     </w:p>
     <w:p>
       <w:pPr>
@@ -8848,7 +8197,7 @@
           <w:lang w:val="en-US" w:eastAsia="zh-CN"/>
         </w:rPr>
       </w:pPr>
-      <w:bookmarkStart w:id="17" w:name="_Toc19960"/>
+      <w:bookmarkStart w:id="16" w:name="_Toc32493"/>
       <w:r>
         <w:rPr>
           <w:rFonts w:hint="eastAsia"/>
@@ -8856,7 +8205,7 @@
         </w:rPr>
         <w:t>基础指令集</w:t>
       </w:r>
-      <w:bookmarkEnd w:id="17"/>
+      <w:bookmarkEnd w:id="16"/>
     </w:p>
     <w:p>
       <w:pPr>
@@ -8887,7 +8236,7 @@
           <w:lang w:val="en-US" w:eastAsia="zh-CN"/>
         </w:rPr>
       </w:pPr>
-      <w:bookmarkStart w:id="18" w:name="_Toc22098"/>
+      <w:bookmarkStart w:id="17" w:name="_Toc2589"/>
       <w:r>
         <w:rPr>
           <w:rFonts w:hint="eastAsia"/>
@@ -8895,7 +8244,7 @@
         </w:rPr>
         <w:t>连接命令</w:t>
       </w:r>
-      <w:bookmarkEnd w:id="18"/>
+      <w:bookmarkEnd w:id="17"/>
     </w:p>
     <w:p>
       <w:pPr>
@@ -9889,7 +9238,7 @@
                 <w:vertAlign w:val="baseline"/>
                 <w:lang w:val="en-US" w:eastAsia="zh-CN"/>
               </w:rPr>
-              <w:t>SoftCloud.Gateway.Protocol.V2</w:t>
+              <w:t>Glash.Client.Protocol</w:t>
             </w:r>
             <w:r>
               <w:rPr>
@@ -11128,7 +10477,7 @@
           <w:lang w:val="en-US" w:eastAsia="zh-CN"/>
         </w:rPr>
       </w:pPr>
-      <w:bookmarkStart w:id="19" w:name="_Toc2449"/>
+      <w:bookmarkStart w:id="18" w:name="_Toc24978"/>
       <w:r>
         <w:rPr>
           <w:rFonts w:hint="eastAsia"/>
@@ -11136,7 +10485,7 @@
         </w:rPr>
         <w:t>认证命令</w:t>
       </w:r>
-      <w:bookmarkEnd w:id="19"/>
+      <w:bookmarkEnd w:id="18"/>
     </w:p>
     <w:p>
       <w:pPr>
@@ -11976,6 +11325,12 @@
             <w:insideH w:val="single" w:color="auto" w:sz="4" w:space="0"/>
             <w:insideV w:val="single" w:color="auto" w:sz="4" w:space="0"/>
           </w:tblBorders>
+          <w:tblCellMar>
+            <w:top w:w="0" w:type="dxa"/>
+            <w:left w:w="108" w:type="dxa"/>
+            <w:bottom w:w="0" w:type="dxa"/>
+            <w:right w:w="108" w:type="dxa"/>
+          </w:tblCellMar>
         </w:tblPrEx>
         <w:tc>
           <w:tcPr>
@@ -12551,6 +11906,12 @@
             <w:insideH w:val="single" w:color="auto" w:sz="4" w:space="0"/>
             <w:insideV w:val="single" w:color="auto" w:sz="4" w:space="0"/>
           </w:tblBorders>
+          <w:tblCellMar>
+            <w:top w:w="0" w:type="dxa"/>
+            <w:left w:w="108" w:type="dxa"/>
+            <w:bottom w:w="0" w:type="dxa"/>
+            <w:right w:w="108" w:type="dxa"/>
+          </w:tblCellMar>
         </w:tblPrEx>
         <w:tc>
           <w:tcPr>
@@ -12595,7 +11956,7 @@
           <w:lang w:val="en-US" w:eastAsia="zh-CN"/>
         </w:rPr>
       </w:pPr>
-      <w:bookmarkStart w:id="20" w:name="_Toc31835"/>
+      <w:bookmarkStart w:id="19" w:name="_Toc17429"/>
       <w:r>
         <w:rPr>
           <w:rFonts w:hint="eastAsia"/>
@@ -12603,7 +11964,7 @@
         </w:rPr>
         <w:t>握手命令</w:t>
       </w:r>
-      <w:bookmarkEnd w:id="20"/>
+      <w:bookmarkEnd w:id="19"/>
     </w:p>
     <w:p>
       <w:pPr>
@@ -14125,6 +13486,12 @@
             <w:insideH w:val="single" w:color="auto" w:sz="4" w:space="0"/>
             <w:insideV w:val="single" w:color="auto" w:sz="4" w:space="0"/>
           </w:tblBorders>
+          <w:tblCellMar>
+            <w:top w:w="0" w:type="dxa"/>
+            <w:left w:w="108" w:type="dxa"/>
+            <w:bottom w:w="0" w:type="dxa"/>
+            <w:right w:w="108" w:type="dxa"/>
+          </w:tblCellMar>
         </w:tblPrEx>
         <w:tc>
           <w:tcPr>
@@ -14376,7 +13743,7 @@
           <w:lang w:val="en-US" w:eastAsia="zh-CN"/>
         </w:rPr>
       </w:pPr>
-      <w:bookmarkStart w:id="21" w:name="_Toc27161"/>
+      <w:bookmarkStart w:id="20" w:name="_Toc9746"/>
       <w:r>
         <w:rPr>
           <w:rFonts w:hint="eastAsia"/>
@@ -14384,7 +13751,7 @@
         </w:rPr>
         <w:t>私有命令</w:t>
       </w:r>
-      <w:bookmarkEnd w:id="21"/>
+      <w:bookmarkEnd w:id="20"/>
     </w:p>
     <w:p>
       <w:pPr>
@@ -14436,6 +13803,12 @@
             <w:insideH w:val="single" w:color="auto" w:sz="4" w:space="0"/>
             <w:insideV w:val="single" w:color="auto" w:sz="4" w:space="0"/>
           </w:tblBorders>
+          <w:tblCellMar>
+            <w:top w:w="0" w:type="dxa"/>
+            <w:left w:w="108" w:type="dxa"/>
+            <w:bottom w:w="0" w:type="dxa"/>
+            <w:right w:w="108" w:type="dxa"/>
+          </w:tblCellMar>
         </w:tblPrEx>
         <w:tc>
           <w:tcPr>
@@ -15687,6 +15060,12 @@
             <w:insideH w:val="single" w:color="auto" w:sz="4" w:space="0"/>
             <w:insideV w:val="single" w:color="auto" w:sz="4" w:space="0"/>
           </w:tblBorders>
+          <w:tblCellMar>
+            <w:top w:w="0" w:type="dxa"/>
+            <w:left w:w="108" w:type="dxa"/>
+            <w:bottom w:w="0" w:type="dxa"/>
+            <w:right w:w="108" w:type="dxa"/>
+          </w:tblCellMar>
         </w:tblPrEx>
         <w:tc>
           <w:tcPr>
@@ -16518,7 +15897,7 @@
           <w:lang w:val="en-US" w:eastAsia="zh-CN"/>
         </w:rPr>
       </w:pPr>
-      <w:bookmarkStart w:id="22" w:name="_Toc19327"/>
+      <w:bookmarkStart w:id="21" w:name="_Toc22265"/>
       <w:r>
         <w:rPr>
           <w:rFonts w:hint="eastAsia"/>
@@ -16526,7 +15905,7 @@
         </w:rPr>
         <w:t>获取全部指令集信息命令</w:t>
       </w:r>
-      <w:bookmarkEnd w:id="22"/>
+      <w:bookmarkEnd w:id="21"/>
     </w:p>
     <w:p>
       <w:pPr>
@@ -21021,6 +20400,12 @@
             <w:insideH w:val="single" w:color="auto" w:sz="4" w:space="0"/>
             <w:insideV w:val="single" w:color="auto" w:sz="4" w:space="0"/>
           </w:tblBorders>
+          <w:tblCellMar>
+            <w:top w:w="0" w:type="dxa"/>
+            <w:left w:w="108" w:type="dxa"/>
+            <w:bottom w:w="0" w:type="dxa"/>
+            <w:right w:w="108" w:type="dxa"/>
+          </w:tblCellMar>
         </w:tblPrEx>
         <w:tc>
           <w:tcPr>
@@ -23726,7 +23111,7 @@
           <w:lang w:val="en-US" w:eastAsia="zh-CN"/>
         </w:rPr>
       </w:pPr>
-      <w:bookmarkStart w:id="23" w:name="_Toc28828"/>
+      <w:bookmarkStart w:id="22" w:name="_Toc9563"/>
       <w:r>
         <w:rPr>
           <w:rFonts w:hint="eastAsia"/>
@@ -23734,7 +23119,7 @@
         </w:rPr>
         <w:t>私有通知</w:t>
       </w:r>
-      <w:bookmarkEnd w:id="23"/>
+      <w:bookmarkEnd w:id="22"/>
     </w:p>
     <w:p>
       <w:pPr>
@@ -24645,6 +24030,12 @@
             <w:insideH w:val="single" w:color="auto" w:sz="4" w:space="0"/>
             <w:insideV w:val="single" w:color="auto" w:sz="4" w:space="0"/>
           </w:tblBorders>
+          <w:tblCellMar>
+            <w:top w:w="0" w:type="dxa"/>
+            <w:left w:w="108" w:type="dxa"/>
+            <w:bottom w:w="0" w:type="dxa"/>
+            <w:right w:w="108" w:type="dxa"/>
+          </w:tblCellMar>
         </w:tblPrEx>
         <w:tc>
           <w:tcPr>
@@ -24801,6 +24192,12 @@
             <w:insideH w:val="single" w:color="auto" w:sz="4" w:space="0"/>
             <w:insideV w:val="single" w:color="auto" w:sz="4" w:space="0"/>
           </w:tblBorders>
+          <w:tblCellMar>
+            <w:top w:w="0" w:type="dxa"/>
+            <w:left w:w="108" w:type="dxa"/>
+            <w:bottom w:w="0" w:type="dxa"/>
+            <w:right w:w="108" w:type="dxa"/>
+          </w:tblCellMar>
         </w:tblPrEx>
         <w:tc>
           <w:tcPr>
@@ -25056,7 +24453,7 @@
           <w:lang w:val="en-US" w:eastAsia="zh-CN"/>
         </w:rPr>
       </w:pPr>
-      <w:bookmarkStart w:id="24" w:name="_Toc2507"/>
+      <w:bookmarkStart w:id="23" w:name="_Toc9696"/>
       <w:r>
         <w:rPr>
           <w:rFonts w:hint="eastAsia"/>
@@ -25064,7 +24461,7 @@
         </w:rPr>
         <w:t>测试工具</w:t>
       </w:r>
-      <w:bookmarkEnd w:id="24"/>
+      <w:bookmarkEnd w:id="23"/>
     </w:p>
     <w:p>
       <w:pPr>
@@ -25079,7 +24476,7 @@
           <w:lang w:val="en-US" w:eastAsia="zh-CN"/>
         </w:rPr>
       </w:pPr>
-      <w:bookmarkStart w:id="25" w:name="_Toc14175"/>
+      <w:bookmarkStart w:id="24" w:name="_Toc29824"/>
       <w:r>
         <w:rPr>
           <w:rFonts w:hint="eastAsia"/>
@@ -25087,7 +24484,7 @@
         </w:rPr>
         <w:t>下载测试工具</w:t>
       </w:r>
-      <w:bookmarkEnd w:id="25"/>
+      <w:bookmarkEnd w:id="24"/>
     </w:p>
     <w:p>
       <w:pPr>
@@ -25204,7 +24601,7 @@
           <w:lang w:val="en-US" w:eastAsia="zh-CN"/>
         </w:rPr>
       </w:pPr>
-      <w:bookmarkStart w:id="26" w:name="_Toc19246"/>
+      <w:bookmarkStart w:id="25" w:name="_Toc7813"/>
       <w:r>
         <w:rPr>
           <w:rFonts w:hint="eastAsia"/>
@@ -25212,7 +24609,7 @@
         </w:rPr>
         <w:t>运行</w:t>
       </w:r>
-      <w:bookmarkEnd w:id="26"/>
+      <w:bookmarkEnd w:id="25"/>
     </w:p>
     <w:p>
       <w:pPr>
@@ -25278,7 +24675,7 @@
           <w:lang w:val="en-US" w:eastAsia="zh-CN"/>
         </w:rPr>
       </w:pPr>
-      <w:bookmarkStart w:id="27" w:name="_Toc25163"/>
+      <w:bookmarkStart w:id="26" w:name="_Toc2939"/>
       <w:r>
         <w:rPr>
           <w:rFonts w:hint="eastAsia"/>
@@ -25286,7 +24683,7 @@
         </w:rPr>
         <w:t>添加</w:t>
       </w:r>
-      <w:bookmarkEnd w:id="27"/>
+      <w:bookmarkEnd w:id="26"/>
     </w:p>
     <w:p>
       <w:r>
@@ -25397,7 +24794,7 @@
           <w:lang w:val="en-US" w:eastAsia="zh-CN"/>
         </w:rPr>
       </w:pPr>
-      <w:bookmarkStart w:id="28" w:name="_Toc27844"/>
+      <w:bookmarkStart w:id="27" w:name="_Toc15735"/>
       <w:r>
         <w:rPr>
           <w:rFonts w:hint="eastAsia"/>
@@ -25405,7 +24802,7 @@
         </w:rPr>
         <w:t>连接</w:t>
       </w:r>
-      <w:bookmarkEnd w:id="28"/>
+      <w:bookmarkEnd w:id="27"/>
     </w:p>
     <w:p>
       <w:r>
@@ -25516,7 +24913,7 @@
           <w:lang w:val="en-US" w:eastAsia="zh-CN"/>
         </w:rPr>
       </w:pPr>
-      <w:bookmarkStart w:id="29" w:name="_Toc18332"/>
+      <w:bookmarkStart w:id="28" w:name="_Toc20246"/>
       <w:r>
         <w:rPr>
           <w:rFonts w:hint="eastAsia"/>
@@ -25524,7 +24921,7 @@
         </w:rPr>
         <w:t>测试接收心跳</w:t>
       </w:r>
-      <w:bookmarkEnd w:id="29"/>
+      <w:bookmarkEnd w:id="28"/>
     </w:p>
     <w:p>
       <w:r>
@@ -25635,7 +25032,7 @@
           <w:lang w:val="en-US" w:eastAsia="zh-CN"/>
         </w:rPr>
       </w:pPr>
-      <w:bookmarkStart w:id="30" w:name="_Toc19257"/>
+      <w:bookmarkStart w:id="29" w:name="_Toc11503"/>
       <w:r>
         <w:rPr>
           <w:rFonts w:hint="eastAsia"/>
@@ -25643,7 +25040,7 @@
         </w:rPr>
         <w:t>测试接收通知</w:t>
       </w:r>
-      <w:bookmarkEnd w:id="30"/>
+      <w:bookmarkEnd w:id="29"/>
     </w:p>
     <w:p>
       <w:r>
@@ -25748,7 +25145,7 @@
           <w:lang w:val="en-US" w:eastAsia="zh-CN"/>
         </w:rPr>
       </w:pPr>
-      <w:bookmarkStart w:id="31" w:name="_Toc15142"/>
+      <w:bookmarkStart w:id="30" w:name="_Toc32502"/>
       <w:r>
         <w:rPr>
           <w:rFonts w:hint="eastAsia"/>
@@ -25756,7 +25153,7 @@
         </w:rPr>
         <w:t>测试命令</w:t>
       </w:r>
-      <w:bookmarkEnd w:id="31"/>
+      <w:bookmarkEnd w:id="30"/>
     </w:p>
     <w:p>
       <w:pPr>
@@ -26091,7 +25488,7 @@
         </mc:Choice>
         <mc:Fallback>
           <w:pict>
-            <v:rect id="_x0000_s1026" o:spid="_x0000_s1026" o:spt="1" style="position:absolute;left:0pt;margin-left:0.05pt;margin-top:0pt;height:39.75pt;width:594.4pt;mso-position-horizontal-relative:page;mso-position-vertical-relative:page;z-index:251659264;v-text-anchor:middle;mso-width-relative:page;mso-height-relative:page;" filled="t" stroked="f" coordsize="21600,21600" o:gfxdata="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">
+            <v:rect id="_x0000_s1026" o:spid="_x0000_s1026" o:spt="1" style="position:absolute;left:0pt;margin-left:0.05pt;margin-top:0pt;height:39.75pt;width:594.4pt;mso-position-horizontal-relative:page;mso-position-vertical-relative:page;z-index:251659264;v-text-anchor:middle;mso-width-relative:page;mso-height-relative:page;" filled="t" stroked="f" coordsize="21600,21600" o:gfxdata="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">
               <v:fill type="frame" on="t" focussize="0,0" recolor="t" rotate="t" r:id="rId1"/>
               <v:stroke on="f" weight="1pt" miterlimit="8" joinstyle="miter"/>
               <v:imagedata o:title=""/>
@@ -26346,7 +25743,7 @@
         </mc:Choice>
         <mc:Fallback>
           <w:pict>
-            <v:rect id="_x0000_s1026" o:spid="_x0000_s1026" o:spt="1" style="position:absolute;left:0pt;margin-left:0.05pt;margin-top:0pt;height:39.75pt;width:594.4pt;mso-position-horizontal-relative:page;mso-position-vertical-relative:page;z-index:251661312;v-text-anchor:middle;mso-width-relative:page;mso-height-relative:page;" filled="t" stroked="f" coordsize="21600,21600" o:gfxdata="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">
+            <v:rect id="_x0000_s1026" o:spid="_x0000_s1026" o:spt="1" style="position:absolute;left:0pt;margin-left:0.05pt;margin-top:0pt;height:39.75pt;width:594.4pt;mso-position-horizontal-relative:page;mso-position-vertical-relative:page;z-index:251661312;v-text-anchor:middle;mso-width-relative:page;mso-height-relative:page;" filled="t" stroked="f" coordsize="21600,21600" o:gfxdata="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">
               <v:fill type="frame" on="t" focussize="0,0" recolor="t" rotate="t" r:id="rId1"/>
               <v:stroke on="f" weight="1pt" miterlimit="8" joinstyle="miter"/>
               <v:imagedata o:title=""/>
@@ -26710,7 +26107,7 @@
     <w:lsdException w:unhideWhenUsed="0" w:uiPriority="0" w:semiHidden="0" w:name="Body Text Indent 3"/>
     <w:lsdException w:unhideWhenUsed="0" w:uiPriority="0" w:semiHidden="0" w:name="Block Text"/>
     <w:lsdException w:qFormat="1" w:unhideWhenUsed="0" w:uiPriority="0" w:semiHidden="0" w:name="Hyperlink"/>
-    <w:lsdException w:unhideWhenUsed="0" w:uiPriority="0" w:semiHidden="0" w:name="FollowedHyperlink"/>
+    <w:lsdException w:qFormat="1" w:unhideWhenUsed="0" w:uiPriority="0" w:semiHidden="0" w:name="FollowedHyperlink"/>
     <w:lsdException w:qFormat="1" w:unhideWhenUsed="0" w:uiPriority="0" w:semiHidden="0" w:name="Strong"/>
     <w:lsdException w:qFormat="1" w:unhideWhenUsed="0" w:uiPriority="0" w:semiHidden="0" w:name="Emphasis"/>
     <w:lsdException w:unhideWhenUsed="0" w:uiPriority="0" w:semiHidden="0" w:name="Document Map"/>
@@ -27073,6 +26470,7 @@
   <w:style w:type="character" w:styleId="14">
     <w:name w:val="FollowedHyperlink"/>
     <w:basedOn w:val="13"/>
+    <w:qFormat/>
     <w:uiPriority w:val="0"/>
     <w:rPr>
       <w:color w:val="800080"/>
@@ -27355,7 +26753,6 @@
       <sectRole val="1"/>
     </customSectPr>
     <customSectPr/>
-    <customSectPr/>
   </customSectProps>
   <customShpExts>
     <customShpInfo spid="_x0000_s1026" textRotate="1"/>
